--- a/arb/docx/55.content.docx
+++ b/arb/docx/55.content.docx
@@ -147,13 +147,6 @@
         <w:rPr>
           <w:lang w:val="ar_AE" w:bidi="ar_AE"/>
         </w:rPr>
-      </w:r>
-      <w:r>
-        <w:rPr>
-          <w:i/>
-          <w:lang w:val="ar_AE" w:bidi="ar_AE"/>
-        </w:rPr>
-        <w:t>٢ تيموثاوس ١:١, ٢ تيموثاوس ١: ٢, ٢ تيموثاوس ١: ٤, ٢ تيموثاوس ١: ٥, ٢ تيموثاوس ١: ٧, ٢ تيموثاوس ١: ٨, ٢ تيموثاوس ١: ٨ (#٢), ٢ تيموثاوس ١: ٩, ٢ تيموثاوس ١: ١٠, ٢ تيموثاوس ١: ١٠ (#٢), ٢ تيموثاوس ١: ١٢, ٢ تيموثاوس ١: ١٤, ٢ تيموثاوس ١: ١٥, ٢ تيموثاوس ١: ١٦, ٢ تيموثاوس ١: ١٧, ٢ تيموثاوس ١: ١٨, ٢ تيموثاوس ٢: ١, ٢ تيموثاوس ٢:٢, ٢ تيموثاوس ٢: ٤, ٢ تيموثاوس ٢: ٩, ٢ تيموثاوس ٢: ٩ (#٢), ٢ تيموثاوس ٢: ١٠, ٢ تيموثاوس ٢: ١٢, ٢ تيموثاوس ٢: ١٢ (#٢), ٢ تيموثاوس ٢: ١٤, ٢ تيموثاوس ٢: ١٨, ٢ تيموثاوس ٢: ٢١, ٢ تيموثاوس ٢: ٢٢, ٢ تيموثاوس ٢: ٢٤, ٢ تيموثاوس ٢: ٢٥, ٢ تيموثاوس ٢: ٢٦, ٢ تيموثاوس ٣: ١, ٢ تيموثاوس ٣: ٢, ٢ تيموثاوس ٣: ٤, ٢ تيموثاوس ٣: ٥, ٢ تيموثاوس ٣: ٦, ٢ تيموثاوس ٣: ٨, ٢ تيموثاوس ٣: ١٠, ٢ تيموثاوس ٣: ١١, ٢ تيموثاوس ٣: ١٢, ٢ تيموثاوس ٣: ١٣, ٢ تيموثاوس ٣: ١٥, ٢ تيموثاوس ٣: ١٦, ٢ تيموثاوس ٣: ١٦ (#٢), ٢ تيموثاوس ٣: ١٧, ٢ تيموثاوس ٤: ١, ٢ تيموثاوس ٤: ٢, ٢ تيموثاوس ٤: ٣, ٢ تيموثاوس ٤: ٥, ٢ تيموثاوس ٤: ٦, ٢ تيموثاوس ٤: ٨, ٢ تيموثاوس ٤: ١٠, ٢ تيموثاوس ٤: ١١, ٢ تيموثاوس ٤: ١٤, ٢ تيموثاوس ٤: ١٦</w:t>
       </w:r>
       <w:r>
         <w:rPr>

--- a/arb/docx/55.content.docx
+++ b/arb/docx/55.content.docx
@@ -132,21 +132,6 @@
           <w:lang w:val="ar_AE" w:bidi="ar_AE"/>
         </w:rPr>
         <w:t>2TI</w:t>
-      </w:r>
-      <w:r>
-        <w:rPr>
-          <w:lang w:val="ar_AE" w:bidi="ar_AE"/>
-        </w:rPr>
-      </w:r>
-    </w:p>
-    <w:p>
-      <w:pPr>
-        <w:bidi/>
-      </w:pPr>
-      <w:r>
-        <w:rPr>
-          <w:lang w:val="ar_AE" w:bidi="ar_AE"/>
-        </w:rPr>
       </w:r>
       <w:r>
         <w:rPr>

--- a/arb/docx/55.content.docx
+++ b/arb/docx/55.content.docx
@@ -22,7 +22,7 @@
         <w:rPr>
           <w:lang w:val="ar_AE" w:bidi="ar_AE"/>
         </w:rPr>
-        <w:t>Resource: أسئلة الترجمة (unfoldingWord)</w:t>
+        <w:t>Resource: unfoldingWord® Translation Questions</w:t>
       </w:r>
       <w:r>
         <w:rPr>
@@ -91,7 +91,7 @@
         <w:rPr>
           <w:lang w:val="ar_AE" w:bidi="ar_AE"/>
         </w:rPr>
-        <w:t>أسئلة الترجمة (unfoldingWord)</w:t>
+        <w:t>unfoldingWord® Translation Questions</w:t>
       </w:r>
     </w:p>
     <w:p>

--- a/arb/docx/55.content.docx
+++ b/arb/docx/55.content.docx
@@ -9,6 +9,8 @@
       </w:pPr>
       <w:r>
         <w:rPr>
+          <w:rtl/>
+          <w:cs/>
           <w:lang w:val="ar_AE" w:bidi="ar_AE"/>
         </w:rPr>
       </w:r>
@@ -20,64 +22,84 @@
       </w:pPr>
       <w:r>
         <w:rPr>
+          <w:rtl/>
+          <w:cs/>
           <w:lang w:val="ar_AE" w:bidi="ar_AE"/>
         </w:rPr>
         <w:t>Resource: unfoldingWord® Translation Questions</w:t>
       </w:r>
       <w:r>
         <w:rPr>
-          <w:lang w:val="ar_AE" w:bidi="ar_AE"/>
-        </w:rPr>
-      </w:r>
-    </w:p>
-    <w:p>
-      <w:pPr>
-        <w:bidi/>
-      </w:pPr>
-      <w:r>
-        <w:rPr>
+          <w:rtl/>
+          <w:cs/>
+          <w:lang w:val="ar_AE" w:bidi="ar_AE"/>
+        </w:rPr>
+      </w:r>
+    </w:p>
+    <w:p>
+      <w:pPr>
+        <w:bidi/>
+      </w:pPr>
+      <w:r>
+        <w:rPr>
+          <w:rtl/>
+          <w:cs/>
           <w:lang w:val="ar_AE" w:bidi="ar_AE"/>
         </w:rPr>
       </w:r>
       <w:r>
         <w:rPr>
           <w:b/>
+          <w:rtl/>
+          <w:cs/>
           <w:lang w:val="ar_AE" w:bidi="ar_AE"/>
         </w:rPr>
         <w:t>unfoldingWord® Translation Questions</w:t>
       </w:r>
       <w:r>
         <w:rPr>
+          <w:rtl/>
+          <w:cs/>
           <w:lang w:val="ar_AE" w:bidi="ar_AE"/>
         </w:rPr>
         <w:t xml:space="preserve"> © 2022 unfoldingWord. Released under CC BY-SA 4.0 license. </w:t>
       </w:r>
       <w:r>
         <w:rPr>
+          <w:rtl/>
+          <w:cs/>
           <w:lang w:val="ar_AE" w:bidi="ar_AE"/>
         </w:rPr>
         <w:t>unfoldingWord® Translation Questions</w:t>
       </w:r>
       <w:r>
         <w:rPr>
+          <w:rtl/>
+          <w:cs/>
           <w:lang w:val="ar_AE" w:bidi="ar_AE"/>
         </w:rPr>
         <w:t xml:space="preserve"> has been adapted in the following languages: Tok Pisin, Arabic (عربي), French (Français), Hindi (हिंदी), Indonesian (Bahasa Indonesia), Portuguese (Português), Russian (Русский), Spanish (Español), Swahili (Kiswahili), and Simplified Chinese (简体中文) from </w:t>
       </w:r>
       <w:r>
         <w:rPr>
+          <w:rtl/>
+          <w:cs/>
           <w:lang w:val="ar_AE" w:bidi="ar_AE"/>
         </w:rPr>
         <w:t>unfoldingWord® Translation Questions</w:t>
       </w:r>
       <w:r>
         <w:rPr>
+          <w:rtl/>
+          <w:cs/>
           <w:lang w:val="ar_AE" w:bidi="ar_AE"/>
         </w:rPr>
         <w:t xml:space="preserve"> © 2022 unfoldingWord. Released under CC BY-SA 4.0 license by Mission Mutual</w:t>
       </w:r>
       <w:r>
         <w:rPr>
+          <w:rtl/>
+          <w:cs/>
           <w:lang w:val="ar_AE" w:bidi="ar_AE"/>
         </w:rPr>
       </w:r>
@@ -89,6 +111,8 @@
       </w:pPr>
       <w:r>
         <w:rPr>
+          <w:rtl/>
+          <w:cs/>
           <w:lang w:val="ar_AE" w:bidi="ar_AE"/>
         </w:rPr>
         <w:t>unfoldingWord® Translation Questions</w:t>
@@ -118,6 +142,8 @@
       </w:pPr>
       <w:r>
         <w:rPr>
+          <w:rtl/>
+          <w:cs/>
           <w:lang w:val="ar_AE" w:bidi="ar_AE"/>
         </w:rPr>
       </w:r>
@@ -129,38 +155,50 @@
       </w:pPr>
       <w:r>
         <w:rPr>
+          <w:rtl/>
+          <w:cs/>
           <w:lang w:val="ar_AE" w:bidi="ar_AE"/>
         </w:rPr>
         <w:t>2TI</w:t>
       </w:r>
       <w:r>
         <w:rPr>
-          <w:lang w:val="ar_AE" w:bidi="ar_AE"/>
-        </w:rPr>
-      </w:r>
-    </w:p>
-    <w:p>
-      <w:pPr>
-        <w:bidi/>
-      </w:pPr>
-      <w:r>
-        <w:rPr>
-          <w:lang w:val="ar_AE" w:bidi="ar_AE"/>
-        </w:rPr>
-      </w:r>
-      <w:r>
-        <w:rPr>
+          <w:rtl/>
+          <w:cs/>
+          <w:lang w:val="ar_AE" w:bidi="ar_AE"/>
+        </w:rPr>
+      </w:r>
+    </w:p>
+    <w:p>
+      <w:pPr>
+        <w:bidi/>
+      </w:pPr>
+      <w:r>
+        <w:rPr>
+          <w:rtl/>
+          <w:cs/>
+          <w:lang w:val="ar_AE" w:bidi="ar_AE"/>
+        </w:rPr>
+      </w:r>
+      <w:r>
+        <w:rPr>
+          <w:rtl/>
+          <w:cs/>
           <w:lang w:val="ar_AE" w:bidi="ar_AE"/>
         </w:rPr>
         <w:t xml:space="preserve"> </w:t>
       </w:r>
       <w:r>
         <w:rPr>
-          <w:lang w:val="ar_AE" w:bidi="ar_AE"/>
-        </w:rPr>
-      </w:r>
-      <w:r>
-        <w:rPr>
+          <w:rtl/>
+          <w:cs/>
+          <w:lang w:val="ar_AE" w:bidi="ar_AE"/>
+        </w:rPr>
+      </w:r>
+      <w:r>
+        <w:rPr>
+          <w:rtl/>
+          <w:cs/>
           <w:lang w:val="ar_AE" w:bidi="ar_AE"/>
         </w:rPr>
       </w:r>
@@ -186,6 +224,8 @@
       </w:pPr>
       <w:r>
         <w:rPr>
+          <w:rtl/>
+          <w:cs/>
           <w:lang w:val="ar_AE" w:bidi="ar_AE"/>
         </w:rPr>
       </w:r>
@@ -197,28 +237,36 @@
       </w:pPr>
       <w:r>
         <w:rPr>
+          <w:rtl/>
+          <w:cs/>
           <w:lang w:val="ar_AE" w:bidi="ar_AE"/>
         </w:rPr>
         <w:t>٢ تيموثاوس ١:١</w:t>
       </w:r>
       <w:r>
         <w:rPr>
-          <w:lang w:val="ar_AE" w:bidi="ar_AE"/>
-        </w:rPr>
-      </w:r>
-    </w:p>
-    <w:p>
-      <w:pPr>
-        <w:bidi/>
-      </w:pPr>
-      <w:r>
-        <w:rPr>
+          <w:rtl/>
+          <w:cs/>
+          <w:lang w:val="ar_AE" w:bidi="ar_AE"/>
+        </w:rPr>
+      </w:r>
+    </w:p>
+    <w:p>
+      <w:pPr>
+        <w:bidi/>
+      </w:pPr>
+      <w:r>
+        <w:rPr>
+          <w:rtl/>
+          <w:cs/>
           <w:lang w:val="ar_AE" w:bidi="ar_AE"/>
         </w:rPr>
       </w:r>
       <w:r>
         <w:rPr>
           <w:b/>
+          <w:rtl/>
+          <w:cs/>
           <w:lang w:val="ar_AE" w:bidi="ar_AE"/>
         </w:rPr>
         <w:t>كيف أصبح بولس رسولًا للمسيح؟</w:t>
@@ -230,32 +278,42 @@
       </w:pPr>
       <w:r>
         <w:rPr>
-          <w:lang w:val="ar_AE" w:bidi="ar_AE"/>
-        </w:rPr>
-      </w:r>
-      <w:r>
-        <w:rPr>
+          <w:rtl/>
+          <w:cs/>
+          <w:lang w:val="ar_AE" w:bidi="ar_AE"/>
+        </w:rPr>
+      </w:r>
+      <w:r>
+        <w:rPr>
+          <w:rtl/>
+          <w:cs/>
           <w:lang w:val="ar_AE" w:bidi="ar_AE"/>
         </w:rPr>
         <w:t>أصبح بولس رسولًا للمسيح بمشيئة الله.</w:t>
       </w:r>
       <w:r>
         <w:rPr>
-          <w:lang w:val="ar_AE" w:bidi="ar_AE"/>
-        </w:rPr>
-      </w:r>
-      <w:r>
-        <w:rPr>
-          <w:lang w:val="ar_AE" w:bidi="ar_AE"/>
-        </w:rPr>
-      </w:r>
-    </w:p>
-    <w:p>
-      <w:pPr>
-        <w:bidi/>
-      </w:pPr>
-      <w:r>
-        <w:rPr>
+          <w:rtl/>
+          <w:cs/>
+          <w:lang w:val="ar_AE" w:bidi="ar_AE"/>
+        </w:rPr>
+      </w:r>
+      <w:r>
+        <w:rPr>
+          <w:rtl/>
+          <w:cs/>
+          <w:lang w:val="ar_AE" w:bidi="ar_AE"/>
+        </w:rPr>
+      </w:r>
+    </w:p>
+    <w:p>
+      <w:pPr>
+        <w:bidi/>
+      </w:pPr>
+      <w:r>
+        <w:rPr>
+          <w:rtl/>
+          <w:cs/>
           <w:lang w:val="ar_AE" w:bidi="ar_AE"/>
         </w:rPr>
       </w:r>
@@ -267,28 +325,36 @@
       </w:pPr>
       <w:r>
         <w:rPr>
+          <w:rtl/>
+          <w:cs/>
           <w:lang w:val="ar_AE" w:bidi="ar_AE"/>
         </w:rPr>
         <w:t>٢ تيموثاوس ١: ٢</w:t>
       </w:r>
       <w:r>
         <w:rPr>
-          <w:lang w:val="ar_AE" w:bidi="ar_AE"/>
-        </w:rPr>
-      </w:r>
-    </w:p>
-    <w:p>
-      <w:pPr>
-        <w:bidi/>
-      </w:pPr>
-      <w:r>
-        <w:rPr>
+          <w:rtl/>
+          <w:cs/>
+          <w:lang w:val="ar_AE" w:bidi="ar_AE"/>
+        </w:rPr>
+      </w:r>
+    </w:p>
+    <w:p>
+      <w:pPr>
+        <w:bidi/>
+      </w:pPr>
+      <w:r>
+        <w:rPr>
+          <w:rtl/>
+          <w:cs/>
           <w:lang w:val="ar_AE" w:bidi="ar_AE"/>
         </w:rPr>
       </w:r>
       <w:r>
         <w:rPr>
           <w:b/>
+          <w:rtl/>
+          <w:cs/>
           <w:lang w:val="ar_AE" w:bidi="ar_AE"/>
         </w:rPr>
         <w:t>ماذا يقول بولس عن علاقته بتيموثاوس؟</w:t>
@@ -300,32 +366,42 @@
       </w:pPr>
       <w:r>
         <w:rPr>
-          <w:lang w:val="ar_AE" w:bidi="ar_AE"/>
-        </w:rPr>
-      </w:r>
-      <w:r>
-        <w:rPr>
+          <w:rtl/>
+          <w:cs/>
+          <w:lang w:val="ar_AE" w:bidi="ar_AE"/>
+        </w:rPr>
+      </w:r>
+      <w:r>
+        <w:rPr>
+          <w:rtl/>
+          <w:cs/>
           <w:lang w:val="ar_AE" w:bidi="ar_AE"/>
         </w:rPr>
         <w:t>يصف بولس تِيموثَاوس بأنه "ابنه المحبوب".</w:t>
       </w:r>
       <w:r>
         <w:rPr>
-          <w:lang w:val="ar_AE" w:bidi="ar_AE"/>
-        </w:rPr>
-      </w:r>
-      <w:r>
-        <w:rPr>
-          <w:lang w:val="ar_AE" w:bidi="ar_AE"/>
-        </w:rPr>
-      </w:r>
-    </w:p>
-    <w:p>
-      <w:pPr>
-        <w:bidi/>
-      </w:pPr>
-      <w:r>
-        <w:rPr>
+          <w:rtl/>
+          <w:cs/>
+          <w:lang w:val="ar_AE" w:bidi="ar_AE"/>
+        </w:rPr>
+      </w:r>
+      <w:r>
+        <w:rPr>
+          <w:rtl/>
+          <w:cs/>
+          <w:lang w:val="ar_AE" w:bidi="ar_AE"/>
+        </w:rPr>
+      </w:r>
+    </w:p>
+    <w:p>
+      <w:pPr>
+        <w:bidi/>
+      </w:pPr>
+      <w:r>
+        <w:rPr>
+          <w:rtl/>
+          <w:cs/>
           <w:lang w:val="ar_AE" w:bidi="ar_AE"/>
         </w:rPr>
       </w:r>
@@ -337,28 +413,36 @@
       </w:pPr>
       <w:r>
         <w:rPr>
+          <w:rtl/>
+          <w:cs/>
           <w:lang w:val="ar_AE" w:bidi="ar_AE"/>
         </w:rPr>
         <w:t>٢ تيموثاوس ١: ٤</w:t>
       </w:r>
       <w:r>
         <w:rPr>
-          <w:lang w:val="ar_AE" w:bidi="ar_AE"/>
-        </w:rPr>
-      </w:r>
-    </w:p>
-    <w:p>
-      <w:pPr>
-        <w:bidi/>
-      </w:pPr>
-      <w:r>
-        <w:rPr>
+          <w:rtl/>
+          <w:cs/>
+          <w:lang w:val="ar_AE" w:bidi="ar_AE"/>
+        </w:rPr>
+      </w:r>
+    </w:p>
+    <w:p>
+      <w:pPr>
+        <w:bidi/>
+      </w:pPr>
+      <w:r>
+        <w:rPr>
+          <w:rtl/>
+          <w:cs/>
           <w:lang w:val="ar_AE" w:bidi="ar_AE"/>
         </w:rPr>
       </w:r>
       <w:r>
         <w:rPr>
           <w:b/>
+          <w:rtl/>
+          <w:cs/>
           <w:lang w:val="ar_AE" w:bidi="ar_AE"/>
         </w:rPr>
         <w:t>عندما يتذكر بولس تِيموثَاوس في صلواته، ماذا يتوق بولسَ أن يفعل؟</w:t>
@@ -370,32 +454,42 @@
       </w:pPr>
       <w:r>
         <w:rPr>
-          <w:lang w:val="ar_AE" w:bidi="ar_AE"/>
-        </w:rPr>
-      </w:r>
-      <w:r>
-        <w:rPr>
+          <w:rtl/>
+          <w:cs/>
+          <w:lang w:val="ar_AE" w:bidi="ar_AE"/>
+        </w:rPr>
+      </w:r>
+      <w:r>
+        <w:rPr>
+          <w:rtl/>
+          <w:cs/>
           <w:lang w:val="ar_AE" w:bidi="ar_AE"/>
         </w:rPr>
         <w:t>يتوق بولس إلى رؤية تِيموثَاوس.</w:t>
       </w:r>
       <w:r>
         <w:rPr>
-          <w:lang w:val="ar_AE" w:bidi="ar_AE"/>
-        </w:rPr>
-      </w:r>
-      <w:r>
-        <w:rPr>
-          <w:lang w:val="ar_AE" w:bidi="ar_AE"/>
-        </w:rPr>
-      </w:r>
-    </w:p>
-    <w:p>
-      <w:pPr>
-        <w:bidi/>
-      </w:pPr>
-      <w:r>
-        <w:rPr>
+          <w:rtl/>
+          <w:cs/>
+          <w:lang w:val="ar_AE" w:bidi="ar_AE"/>
+        </w:rPr>
+      </w:r>
+      <w:r>
+        <w:rPr>
+          <w:rtl/>
+          <w:cs/>
+          <w:lang w:val="ar_AE" w:bidi="ar_AE"/>
+        </w:rPr>
+      </w:r>
+    </w:p>
+    <w:p>
+      <w:pPr>
+        <w:bidi/>
+      </w:pPr>
+      <w:r>
+        <w:rPr>
+          <w:rtl/>
+          <w:cs/>
           <w:lang w:val="ar_AE" w:bidi="ar_AE"/>
         </w:rPr>
       </w:r>
@@ -407,28 +501,36 @@
       </w:pPr>
       <w:r>
         <w:rPr>
+          <w:rtl/>
+          <w:cs/>
           <w:lang w:val="ar_AE" w:bidi="ar_AE"/>
         </w:rPr>
         <w:t>٢ تيموثاوس ١: ٥</w:t>
       </w:r>
       <w:r>
         <w:rPr>
-          <w:lang w:val="ar_AE" w:bidi="ar_AE"/>
-        </w:rPr>
-      </w:r>
-    </w:p>
-    <w:p>
-      <w:pPr>
-        <w:bidi/>
-      </w:pPr>
-      <w:r>
-        <w:rPr>
+          <w:rtl/>
+          <w:cs/>
+          <w:lang w:val="ar_AE" w:bidi="ar_AE"/>
+        </w:rPr>
+      </w:r>
+    </w:p>
+    <w:p>
+      <w:pPr>
+        <w:bidi/>
+      </w:pPr>
+      <w:r>
+        <w:rPr>
+          <w:rtl/>
+          <w:cs/>
           <w:lang w:val="ar_AE" w:bidi="ar_AE"/>
         </w:rPr>
       </w:r>
       <w:r>
         <w:rPr>
           <w:b/>
+          <w:rtl/>
+          <w:cs/>
           <w:lang w:val="ar_AE" w:bidi="ar_AE"/>
         </w:rPr>
         <w:t>في عائلة تيموثاوس، من كان لديه إيمان حقيقي قبل تيموثاوس؟</w:t>
@@ -440,32 +542,42 @@
       </w:pPr>
       <w:r>
         <w:rPr>
-          <w:lang w:val="ar_AE" w:bidi="ar_AE"/>
-        </w:rPr>
-      </w:r>
-      <w:r>
-        <w:rPr>
+          <w:rtl/>
+          <w:cs/>
+          <w:lang w:val="ar_AE" w:bidi="ar_AE"/>
+        </w:rPr>
+      </w:r>
+      <w:r>
+        <w:rPr>
+          <w:rtl/>
+          <w:cs/>
           <w:lang w:val="ar_AE" w:bidi="ar_AE"/>
         </w:rPr>
         <w:t>كان لدى جَدَّة وأم تيموثاوس إيمان حقيقي.</w:t>
       </w:r>
       <w:r>
         <w:rPr>
-          <w:lang w:val="ar_AE" w:bidi="ar_AE"/>
-        </w:rPr>
-      </w:r>
-      <w:r>
-        <w:rPr>
-          <w:lang w:val="ar_AE" w:bidi="ar_AE"/>
-        </w:rPr>
-      </w:r>
-    </w:p>
-    <w:p>
-      <w:pPr>
-        <w:bidi/>
-      </w:pPr>
-      <w:r>
-        <w:rPr>
+          <w:rtl/>
+          <w:cs/>
+          <w:lang w:val="ar_AE" w:bidi="ar_AE"/>
+        </w:rPr>
+      </w:r>
+      <w:r>
+        <w:rPr>
+          <w:rtl/>
+          <w:cs/>
+          <w:lang w:val="ar_AE" w:bidi="ar_AE"/>
+        </w:rPr>
+      </w:r>
+    </w:p>
+    <w:p>
+      <w:pPr>
+        <w:bidi/>
+      </w:pPr>
+      <w:r>
+        <w:rPr>
+          <w:rtl/>
+          <w:cs/>
           <w:lang w:val="ar_AE" w:bidi="ar_AE"/>
         </w:rPr>
       </w:r>
@@ -477,28 +589,36 @@
       </w:pPr>
       <w:r>
         <w:rPr>
+          <w:rtl/>
+          <w:cs/>
           <w:lang w:val="ar_AE" w:bidi="ar_AE"/>
         </w:rPr>
         <w:t>٢ تيموثاوس ١: ٧</w:t>
       </w:r>
       <w:r>
         <w:rPr>
-          <w:lang w:val="ar_AE" w:bidi="ar_AE"/>
-        </w:rPr>
-      </w:r>
-    </w:p>
-    <w:p>
-      <w:pPr>
-        <w:bidi/>
-      </w:pPr>
-      <w:r>
-        <w:rPr>
+          <w:rtl/>
+          <w:cs/>
+          <w:lang w:val="ar_AE" w:bidi="ar_AE"/>
+        </w:rPr>
+      </w:r>
+    </w:p>
+    <w:p>
+      <w:pPr>
+        <w:bidi/>
+      </w:pPr>
+      <w:r>
+        <w:rPr>
+          <w:rtl/>
+          <w:cs/>
           <w:lang w:val="ar_AE" w:bidi="ar_AE"/>
         </w:rPr>
       </w:r>
       <w:r>
         <w:rPr>
           <w:b/>
+          <w:rtl/>
+          <w:cs/>
           <w:lang w:val="ar_AE" w:bidi="ar_AE"/>
         </w:rPr>
         <w:t>ما نوع الروح الذي أعطاه ٱلله لتِيموثَاوس؟</w:t>
@@ -510,32 +630,42 @@
       </w:pPr>
       <w:r>
         <w:rPr>
-          <w:lang w:val="ar_AE" w:bidi="ar_AE"/>
-        </w:rPr>
-      </w:r>
-      <w:r>
-        <w:rPr>
+          <w:rtl/>
+          <w:cs/>
+          <w:lang w:val="ar_AE" w:bidi="ar_AE"/>
+        </w:rPr>
+      </w:r>
+      <w:r>
+        <w:rPr>
+          <w:rtl/>
+          <w:cs/>
           <w:lang w:val="ar_AE" w:bidi="ar_AE"/>
         </w:rPr>
         <w:t>أعطى ٱلله تِيموثَاوس روح القوة والمحبة والنُصح.</w:t>
       </w:r>
       <w:r>
         <w:rPr>
-          <w:lang w:val="ar_AE" w:bidi="ar_AE"/>
-        </w:rPr>
-      </w:r>
-      <w:r>
-        <w:rPr>
-          <w:lang w:val="ar_AE" w:bidi="ar_AE"/>
-        </w:rPr>
-      </w:r>
-    </w:p>
-    <w:p>
-      <w:pPr>
-        <w:bidi/>
-      </w:pPr>
-      <w:r>
-        <w:rPr>
+          <w:rtl/>
+          <w:cs/>
+          <w:lang w:val="ar_AE" w:bidi="ar_AE"/>
+        </w:rPr>
+      </w:r>
+      <w:r>
+        <w:rPr>
+          <w:rtl/>
+          <w:cs/>
+          <w:lang w:val="ar_AE" w:bidi="ar_AE"/>
+        </w:rPr>
+      </w:r>
+    </w:p>
+    <w:p>
+      <w:pPr>
+        <w:bidi/>
+      </w:pPr>
+      <w:r>
+        <w:rPr>
+          <w:rtl/>
+          <w:cs/>
           <w:lang w:val="ar_AE" w:bidi="ar_AE"/>
         </w:rPr>
       </w:r>
@@ -547,28 +677,36 @@
       </w:pPr>
       <w:r>
         <w:rPr>
+          <w:rtl/>
+          <w:cs/>
           <w:lang w:val="ar_AE" w:bidi="ar_AE"/>
         </w:rPr>
         <w:t>٢ تيموثاوس ١: ٨</w:t>
       </w:r>
       <w:r>
         <w:rPr>
-          <w:lang w:val="ar_AE" w:bidi="ar_AE"/>
-        </w:rPr>
-      </w:r>
-    </w:p>
-    <w:p>
-      <w:pPr>
-        <w:bidi/>
-      </w:pPr>
-      <w:r>
-        <w:rPr>
+          <w:rtl/>
+          <w:cs/>
+          <w:lang w:val="ar_AE" w:bidi="ar_AE"/>
+        </w:rPr>
+      </w:r>
+    </w:p>
+    <w:p>
+      <w:pPr>
+        <w:bidi/>
+      </w:pPr>
+      <w:r>
+        <w:rPr>
+          <w:rtl/>
+          <w:cs/>
           <w:lang w:val="ar_AE" w:bidi="ar_AE"/>
         </w:rPr>
       </w:r>
       <w:r>
         <w:rPr>
           <w:b/>
+          <w:rtl/>
+          <w:cs/>
           <w:lang w:val="ar_AE" w:bidi="ar_AE"/>
         </w:rPr>
         <w:t>ماذا يخبر بولس تيموثاوس بألا يفعل؟</w:t>
@@ -580,32 +718,42 @@
       </w:pPr>
       <w:r>
         <w:rPr>
-          <w:lang w:val="ar_AE" w:bidi="ar_AE"/>
-        </w:rPr>
-      </w:r>
-      <w:r>
-        <w:rPr>
+          <w:rtl/>
+          <w:cs/>
+          <w:lang w:val="ar_AE" w:bidi="ar_AE"/>
+        </w:rPr>
+      </w:r>
+      <w:r>
+        <w:rPr>
+          <w:rtl/>
+          <w:cs/>
           <w:lang w:val="ar_AE" w:bidi="ar_AE"/>
         </w:rPr>
         <w:t>يخبر بولسَ تِيموثَاوس بألا يخجل من الشهادة عن الرب.</w:t>
       </w:r>
       <w:r>
         <w:rPr>
-          <w:lang w:val="ar_AE" w:bidi="ar_AE"/>
-        </w:rPr>
-      </w:r>
-      <w:r>
-        <w:rPr>
-          <w:lang w:val="ar_AE" w:bidi="ar_AE"/>
-        </w:rPr>
-      </w:r>
-    </w:p>
-    <w:p>
-      <w:pPr>
-        <w:bidi/>
-      </w:pPr>
-      <w:r>
-        <w:rPr>
+          <w:rtl/>
+          <w:cs/>
+          <w:lang w:val="ar_AE" w:bidi="ar_AE"/>
+        </w:rPr>
+      </w:r>
+      <w:r>
+        <w:rPr>
+          <w:rtl/>
+          <w:cs/>
+          <w:lang w:val="ar_AE" w:bidi="ar_AE"/>
+        </w:rPr>
+      </w:r>
+    </w:p>
+    <w:p>
+      <w:pPr>
+        <w:bidi/>
+      </w:pPr>
+      <w:r>
+        <w:rPr>
+          <w:rtl/>
+          <w:cs/>
           <w:lang w:val="ar_AE" w:bidi="ar_AE"/>
         </w:rPr>
       </w:r>
@@ -617,28 +765,36 @@
       </w:pPr>
       <w:r>
         <w:rPr>
+          <w:rtl/>
+          <w:cs/>
           <w:lang w:val="ar_AE" w:bidi="ar_AE"/>
         </w:rPr>
         <w:t>٢ تيموثاوس ١: ٨ (#٢)</w:t>
       </w:r>
       <w:r>
         <w:rPr>
-          <w:lang w:val="ar_AE" w:bidi="ar_AE"/>
-        </w:rPr>
-      </w:r>
-    </w:p>
-    <w:p>
-      <w:pPr>
-        <w:bidi/>
-      </w:pPr>
-      <w:r>
-        <w:rPr>
+          <w:rtl/>
+          <w:cs/>
+          <w:lang w:val="ar_AE" w:bidi="ar_AE"/>
+        </w:rPr>
+      </w:r>
+    </w:p>
+    <w:p>
+      <w:pPr>
+        <w:bidi/>
+      </w:pPr>
+      <w:r>
+        <w:rPr>
+          <w:rtl/>
+          <w:cs/>
           <w:lang w:val="ar_AE" w:bidi="ar_AE"/>
         </w:rPr>
       </w:r>
       <w:r>
         <w:rPr>
           <w:b/>
+          <w:rtl/>
+          <w:cs/>
           <w:lang w:val="ar_AE" w:bidi="ar_AE"/>
         </w:rPr>
         <w:t>ماذا يقول بولس لتيموثاوس أن يفعل؟</w:t>
@@ -650,32 +806,42 @@
       </w:pPr>
       <w:r>
         <w:rPr>
-          <w:lang w:val="ar_AE" w:bidi="ar_AE"/>
-        </w:rPr>
-      </w:r>
-      <w:r>
-        <w:rPr>
+          <w:rtl/>
+          <w:cs/>
+          <w:lang w:val="ar_AE" w:bidi="ar_AE"/>
+        </w:rPr>
+      </w:r>
+      <w:r>
+        <w:rPr>
+          <w:rtl/>
+          <w:cs/>
           <w:lang w:val="ar_AE" w:bidi="ar_AE"/>
         </w:rPr>
         <w:t>يخبر بولس تِيموثَاوس أن يحتمل المشقَّات مع بولس من أجل الإنجيل.</w:t>
       </w:r>
       <w:r>
         <w:rPr>
-          <w:lang w:val="ar_AE" w:bidi="ar_AE"/>
-        </w:rPr>
-      </w:r>
-      <w:r>
-        <w:rPr>
-          <w:lang w:val="ar_AE" w:bidi="ar_AE"/>
-        </w:rPr>
-      </w:r>
-    </w:p>
-    <w:p>
-      <w:pPr>
-        <w:bidi/>
-      </w:pPr>
-      <w:r>
-        <w:rPr>
+          <w:rtl/>
+          <w:cs/>
+          <w:lang w:val="ar_AE" w:bidi="ar_AE"/>
+        </w:rPr>
+      </w:r>
+      <w:r>
+        <w:rPr>
+          <w:rtl/>
+          <w:cs/>
+          <w:lang w:val="ar_AE" w:bidi="ar_AE"/>
+        </w:rPr>
+      </w:r>
+    </w:p>
+    <w:p>
+      <w:pPr>
+        <w:bidi/>
+      </w:pPr>
+      <w:r>
+        <w:rPr>
+          <w:rtl/>
+          <w:cs/>
           <w:lang w:val="ar_AE" w:bidi="ar_AE"/>
         </w:rPr>
       </w:r>
@@ -687,28 +853,36 @@
       </w:pPr>
       <w:r>
         <w:rPr>
+          <w:rtl/>
+          <w:cs/>
           <w:lang w:val="ar_AE" w:bidi="ar_AE"/>
         </w:rPr>
         <w:t>٢ تيموثاوس ١: ٩</w:t>
       </w:r>
       <w:r>
         <w:rPr>
-          <w:lang w:val="ar_AE" w:bidi="ar_AE"/>
-        </w:rPr>
-      </w:r>
-    </w:p>
-    <w:p>
-      <w:pPr>
-        <w:bidi/>
-      </w:pPr>
-      <w:r>
-        <w:rPr>
+          <w:rtl/>
+          <w:cs/>
+          <w:lang w:val="ar_AE" w:bidi="ar_AE"/>
+        </w:rPr>
+      </w:r>
+    </w:p>
+    <w:p>
+      <w:pPr>
+        <w:bidi/>
+      </w:pPr>
+      <w:r>
+        <w:rPr>
+          <w:rtl/>
+          <w:cs/>
           <w:lang w:val="ar_AE" w:bidi="ar_AE"/>
         </w:rPr>
       </w:r>
       <w:r>
         <w:rPr>
           <w:b/>
+          <w:rtl/>
+          <w:cs/>
           <w:lang w:val="ar_AE" w:bidi="ar_AE"/>
         </w:rPr>
         <w:t>متى أُعطيت لنا خِطَّة الله ونعمة ٱللهِ؟</w:t>
@@ -720,32 +894,42 @@
       </w:pPr>
       <w:r>
         <w:rPr>
-          <w:lang w:val="ar_AE" w:bidi="ar_AE"/>
-        </w:rPr>
-      </w:r>
-      <w:r>
-        <w:rPr>
+          <w:rtl/>
+          <w:cs/>
+          <w:lang w:val="ar_AE" w:bidi="ar_AE"/>
+        </w:rPr>
+      </w:r>
+      <w:r>
+        <w:rPr>
+          <w:rtl/>
+          <w:cs/>
           <w:lang w:val="ar_AE" w:bidi="ar_AE"/>
         </w:rPr>
         <w:t>أعطيت لنا خِطَّة ونعمة الله قبل الأزمنة الأبدية.</w:t>
       </w:r>
       <w:r>
         <w:rPr>
-          <w:lang w:val="ar_AE" w:bidi="ar_AE"/>
-        </w:rPr>
-      </w:r>
-      <w:r>
-        <w:rPr>
-          <w:lang w:val="ar_AE" w:bidi="ar_AE"/>
-        </w:rPr>
-      </w:r>
-    </w:p>
-    <w:p>
-      <w:pPr>
-        <w:bidi/>
-      </w:pPr>
-      <w:r>
-        <w:rPr>
+          <w:rtl/>
+          <w:cs/>
+          <w:lang w:val="ar_AE" w:bidi="ar_AE"/>
+        </w:rPr>
+      </w:r>
+      <w:r>
+        <w:rPr>
+          <w:rtl/>
+          <w:cs/>
+          <w:lang w:val="ar_AE" w:bidi="ar_AE"/>
+        </w:rPr>
+      </w:r>
+    </w:p>
+    <w:p>
+      <w:pPr>
+        <w:bidi/>
+      </w:pPr>
+      <w:r>
+        <w:rPr>
+          <w:rtl/>
+          <w:cs/>
           <w:lang w:val="ar_AE" w:bidi="ar_AE"/>
         </w:rPr>
       </w:r>
@@ -757,28 +941,36 @@
       </w:pPr>
       <w:r>
         <w:rPr>
+          <w:rtl/>
+          <w:cs/>
           <w:lang w:val="ar_AE" w:bidi="ar_AE"/>
         </w:rPr>
         <w:t>٢ تيموثاوس ١: ١٠</w:t>
       </w:r>
       <w:r>
         <w:rPr>
-          <w:lang w:val="ar_AE" w:bidi="ar_AE"/>
-        </w:rPr>
-      </w:r>
-    </w:p>
-    <w:p>
-      <w:pPr>
-        <w:bidi/>
-      </w:pPr>
-      <w:r>
-        <w:rPr>
+          <w:rtl/>
+          <w:cs/>
+          <w:lang w:val="ar_AE" w:bidi="ar_AE"/>
+        </w:rPr>
+      </w:r>
+    </w:p>
+    <w:p>
+      <w:pPr>
+        <w:bidi/>
+      </w:pPr>
+      <w:r>
+        <w:rPr>
+          <w:rtl/>
+          <w:cs/>
           <w:lang w:val="ar_AE" w:bidi="ar_AE"/>
         </w:rPr>
       </w:r>
       <w:r>
         <w:rPr>
           <w:b/>
+          <w:rtl/>
+          <w:cs/>
           <w:lang w:val="ar_AE" w:bidi="ar_AE"/>
         </w:rPr>
         <w:t>كيف كشف ٱلله عن خطته للخلاص؟</w:t>
@@ -790,32 +982,42 @@
       </w:pPr>
       <w:r>
         <w:rPr>
-          <w:lang w:val="ar_AE" w:bidi="ar_AE"/>
-        </w:rPr>
-      </w:r>
-      <w:r>
-        <w:rPr>
+          <w:rtl/>
+          <w:cs/>
+          <w:lang w:val="ar_AE" w:bidi="ar_AE"/>
+        </w:rPr>
+      </w:r>
+      <w:r>
+        <w:rPr>
+          <w:rtl/>
+          <w:cs/>
           <w:lang w:val="ar_AE" w:bidi="ar_AE"/>
         </w:rPr>
         <w:t>كُشِفَ عن خِطَّة الله للخلاص بظهور مخلصنا المسيح يسوع.</w:t>
       </w:r>
       <w:r>
         <w:rPr>
-          <w:lang w:val="ar_AE" w:bidi="ar_AE"/>
-        </w:rPr>
-      </w:r>
-      <w:r>
-        <w:rPr>
-          <w:lang w:val="ar_AE" w:bidi="ar_AE"/>
-        </w:rPr>
-      </w:r>
-    </w:p>
-    <w:p>
-      <w:pPr>
-        <w:bidi/>
-      </w:pPr>
-      <w:r>
-        <w:rPr>
+          <w:rtl/>
+          <w:cs/>
+          <w:lang w:val="ar_AE" w:bidi="ar_AE"/>
+        </w:rPr>
+      </w:r>
+      <w:r>
+        <w:rPr>
+          <w:rtl/>
+          <w:cs/>
+          <w:lang w:val="ar_AE" w:bidi="ar_AE"/>
+        </w:rPr>
+      </w:r>
+    </w:p>
+    <w:p>
+      <w:pPr>
+        <w:bidi/>
+      </w:pPr>
+      <w:r>
+        <w:rPr>
+          <w:rtl/>
+          <w:cs/>
           <w:lang w:val="ar_AE" w:bidi="ar_AE"/>
         </w:rPr>
       </w:r>
@@ -827,28 +1029,36 @@
       </w:pPr>
       <w:r>
         <w:rPr>
+          <w:rtl/>
+          <w:cs/>
           <w:lang w:val="ar_AE" w:bidi="ar_AE"/>
         </w:rPr>
         <w:t>٢ تيموثاوس ١: ١٠ (#٢)</w:t>
       </w:r>
       <w:r>
         <w:rPr>
-          <w:lang w:val="ar_AE" w:bidi="ar_AE"/>
-        </w:rPr>
-      </w:r>
-    </w:p>
-    <w:p>
-      <w:pPr>
-        <w:bidi/>
-      </w:pPr>
-      <w:r>
-        <w:rPr>
+          <w:rtl/>
+          <w:cs/>
+          <w:lang w:val="ar_AE" w:bidi="ar_AE"/>
+        </w:rPr>
+      </w:r>
+    </w:p>
+    <w:p>
+      <w:pPr>
+        <w:bidi/>
+      </w:pPr>
+      <w:r>
+        <w:rPr>
+          <w:rtl/>
+          <w:cs/>
           <w:lang w:val="ar_AE" w:bidi="ar_AE"/>
         </w:rPr>
       </w:r>
       <w:r>
         <w:rPr>
           <w:b/>
+          <w:rtl/>
+          <w:cs/>
           <w:lang w:val="ar_AE" w:bidi="ar_AE"/>
         </w:rPr>
         <w:t>عندما ظهر يَسوع، ماذا فعل بخصوص الموت، الحياة والخلود؟</w:t>
@@ -860,32 +1070,42 @@
       </w:pPr>
       <w:r>
         <w:rPr>
-          <w:lang w:val="ar_AE" w:bidi="ar_AE"/>
-        </w:rPr>
-      </w:r>
-      <w:r>
-        <w:rPr>
+          <w:rtl/>
+          <w:cs/>
+          <w:lang w:val="ar_AE" w:bidi="ar_AE"/>
+        </w:rPr>
+      </w:r>
+      <w:r>
+        <w:rPr>
+          <w:rtl/>
+          <w:cs/>
           <w:lang w:val="ar_AE" w:bidi="ar_AE"/>
         </w:rPr>
         <w:t>وضع يسوع حدًا للموت، وأظهر الحياة والخلود مِن خلال الإنجيل.</w:t>
       </w:r>
       <w:r>
         <w:rPr>
-          <w:lang w:val="ar_AE" w:bidi="ar_AE"/>
-        </w:rPr>
-      </w:r>
-      <w:r>
-        <w:rPr>
-          <w:lang w:val="ar_AE" w:bidi="ar_AE"/>
-        </w:rPr>
-      </w:r>
-    </w:p>
-    <w:p>
-      <w:pPr>
-        <w:bidi/>
-      </w:pPr>
-      <w:r>
-        <w:rPr>
+          <w:rtl/>
+          <w:cs/>
+          <w:lang w:val="ar_AE" w:bidi="ar_AE"/>
+        </w:rPr>
+      </w:r>
+      <w:r>
+        <w:rPr>
+          <w:rtl/>
+          <w:cs/>
+          <w:lang w:val="ar_AE" w:bidi="ar_AE"/>
+        </w:rPr>
+      </w:r>
+    </w:p>
+    <w:p>
+      <w:pPr>
+        <w:bidi/>
+      </w:pPr>
+      <w:r>
+        <w:rPr>
+          <w:rtl/>
+          <w:cs/>
           <w:lang w:val="ar_AE" w:bidi="ar_AE"/>
         </w:rPr>
       </w:r>
@@ -897,28 +1117,36 @@
       </w:pPr>
       <w:r>
         <w:rPr>
+          <w:rtl/>
+          <w:cs/>
           <w:lang w:val="ar_AE" w:bidi="ar_AE"/>
         </w:rPr>
         <w:t>٢ تيموثاوس ١: ١٢</w:t>
       </w:r>
       <w:r>
         <w:rPr>
-          <w:lang w:val="ar_AE" w:bidi="ar_AE"/>
-        </w:rPr>
-      </w:r>
-    </w:p>
-    <w:p>
-      <w:pPr>
-        <w:bidi/>
-      </w:pPr>
-      <w:r>
-        <w:rPr>
+          <w:rtl/>
+          <w:cs/>
+          <w:lang w:val="ar_AE" w:bidi="ar_AE"/>
+        </w:rPr>
+      </w:r>
+    </w:p>
+    <w:p>
+      <w:pPr>
+        <w:bidi/>
+      </w:pPr>
+      <w:r>
+        <w:rPr>
+          <w:rtl/>
+          <w:cs/>
           <w:lang w:val="ar_AE" w:bidi="ar_AE"/>
         </w:rPr>
       </w:r>
       <w:r>
         <w:rPr>
           <w:b/>
+          <w:rtl/>
+          <w:cs/>
           <w:lang w:val="ar_AE" w:bidi="ar_AE"/>
         </w:rPr>
         <w:t>بماذا يثق بولس أن ٱلله قادر على فعله له مما يجعل بولس لا يخجل من الإنجيل؟</w:t>
@@ -930,32 +1158,42 @@
       </w:pPr>
       <w:r>
         <w:rPr>
-          <w:lang w:val="ar_AE" w:bidi="ar_AE"/>
-        </w:rPr>
-      </w:r>
-      <w:r>
-        <w:rPr>
+          <w:rtl/>
+          <w:cs/>
+          <w:lang w:val="ar_AE" w:bidi="ar_AE"/>
+        </w:rPr>
+      </w:r>
+      <w:r>
+        <w:rPr>
+          <w:rtl/>
+          <w:cs/>
           <w:lang w:val="ar_AE" w:bidi="ar_AE"/>
         </w:rPr>
         <w:t>بولس مقتنع بأن ٱلله قادر على حفظ الوديعة التي ائتمن ٱلله عليها حتى ذلك اليوم.</w:t>
       </w:r>
       <w:r>
         <w:rPr>
-          <w:lang w:val="ar_AE" w:bidi="ar_AE"/>
-        </w:rPr>
-      </w:r>
-      <w:r>
-        <w:rPr>
-          <w:lang w:val="ar_AE" w:bidi="ar_AE"/>
-        </w:rPr>
-      </w:r>
-    </w:p>
-    <w:p>
-      <w:pPr>
-        <w:bidi/>
-      </w:pPr>
-      <w:r>
-        <w:rPr>
+          <w:rtl/>
+          <w:cs/>
+          <w:lang w:val="ar_AE" w:bidi="ar_AE"/>
+        </w:rPr>
+      </w:r>
+      <w:r>
+        <w:rPr>
+          <w:rtl/>
+          <w:cs/>
+          <w:lang w:val="ar_AE" w:bidi="ar_AE"/>
+        </w:rPr>
+      </w:r>
+    </w:p>
+    <w:p>
+      <w:pPr>
+        <w:bidi/>
+      </w:pPr>
+      <w:r>
+        <w:rPr>
+          <w:rtl/>
+          <w:cs/>
           <w:lang w:val="ar_AE" w:bidi="ar_AE"/>
         </w:rPr>
       </w:r>
@@ -967,28 +1205,36 @@
       </w:pPr>
       <w:r>
         <w:rPr>
+          <w:rtl/>
+          <w:cs/>
           <w:lang w:val="ar_AE" w:bidi="ar_AE"/>
         </w:rPr>
         <w:t>٢ تيموثاوس ١: ١٤</w:t>
       </w:r>
       <w:r>
         <w:rPr>
-          <w:lang w:val="ar_AE" w:bidi="ar_AE"/>
-        </w:rPr>
-      </w:r>
-    </w:p>
-    <w:p>
-      <w:pPr>
-        <w:bidi/>
-      </w:pPr>
-      <w:r>
-        <w:rPr>
+          <w:rtl/>
+          <w:cs/>
+          <w:lang w:val="ar_AE" w:bidi="ar_AE"/>
+        </w:rPr>
+      </w:r>
+    </w:p>
+    <w:p>
+      <w:pPr>
+        <w:bidi/>
+      </w:pPr>
+      <w:r>
+        <w:rPr>
+          <w:rtl/>
+          <w:cs/>
           <w:lang w:val="ar_AE" w:bidi="ar_AE"/>
         </w:rPr>
       </w:r>
       <w:r>
         <w:rPr>
           <w:b/>
+          <w:rtl/>
+          <w:cs/>
           <w:lang w:val="ar_AE" w:bidi="ar_AE"/>
         </w:rPr>
         <w:t>ما الذي يجب على تيموثاوس فعله بالوديعة الصالحة التي عهَد بها الله إليه؟</w:t>
@@ -1000,32 +1246,42 @@
       </w:pPr>
       <w:r>
         <w:rPr>
-          <w:lang w:val="ar_AE" w:bidi="ar_AE"/>
-        </w:rPr>
-      </w:r>
-      <w:r>
-        <w:rPr>
+          <w:rtl/>
+          <w:cs/>
+          <w:lang w:val="ar_AE" w:bidi="ar_AE"/>
+        </w:rPr>
+      </w:r>
+      <w:r>
+        <w:rPr>
+          <w:rtl/>
+          <w:cs/>
           <w:lang w:val="ar_AE" w:bidi="ar_AE"/>
         </w:rPr>
         <w:t>يجب على تيموثاوس أن يحفظ بالروح القدس الوديعة الصالحة التي عهد بها الله إليه.</w:t>
       </w:r>
       <w:r>
         <w:rPr>
-          <w:lang w:val="ar_AE" w:bidi="ar_AE"/>
-        </w:rPr>
-      </w:r>
-      <w:r>
-        <w:rPr>
-          <w:lang w:val="ar_AE" w:bidi="ar_AE"/>
-        </w:rPr>
-      </w:r>
-    </w:p>
-    <w:p>
-      <w:pPr>
-        <w:bidi/>
-      </w:pPr>
-      <w:r>
-        <w:rPr>
+          <w:rtl/>
+          <w:cs/>
+          <w:lang w:val="ar_AE" w:bidi="ar_AE"/>
+        </w:rPr>
+      </w:r>
+      <w:r>
+        <w:rPr>
+          <w:rtl/>
+          <w:cs/>
+          <w:lang w:val="ar_AE" w:bidi="ar_AE"/>
+        </w:rPr>
+      </w:r>
+    </w:p>
+    <w:p>
+      <w:pPr>
+        <w:bidi/>
+      </w:pPr>
+      <w:r>
+        <w:rPr>
+          <w:rtl/>
+          <w:cs/>
           <w:lang w:val="ar_AE" w:bidi="ar_AE"/>
         </w:rPr>
       </w:r>
@@ -1037,28 +1293,36 @@
       </w:pPr>
       <w:r>
         <w:rPr>
+          <w:rtl/>
+          <w:cs/>
           <w:lang w:val="ar_AE" w:bidi="ar_AE"/>
         </w:rPr>
         <w:t>٢ تيموثاوس ١: ١٥</w:t>
       </w:r>
       <w:r>
         <w:rPr>
-          <w:lang w:val="ar_AE" w:bidi="ar_AE"/>
-        </w:rPr>
-      </w:r>
-    </w:p>
-    <w:p>
-      <w:pPr>
-        <w:bidi/>
-      </w:pPr>
-      <w:r>
-        <w:rPr>
+          <w:rtl/>
+          <w:cs/>
+          <w:lang w:val="ar_AE" w:bidi="ar_AE"/>
+        </w:rPr>
+      </w:r>
+    </w:p>
+    <w:p>
+      <w:pPr>
+        <w:bidi/>
+      </w:pPr>
+      <w:r>
+        <w:rPr>
+          <w:rtl/>
+          <w:cs/>
           <w:lang w:val="ar_AE" w:bidi="ar_AE"/>
         </w:rPr>
       </w:r>
       <w:r>
         <w:rPr>
           <w:b/>
+          <w:rtl/>
+          <w:cs/>
           <w:lang w:val="ar_AE" w:bidi="ar_AE"/>
         </w:rPr>
         <w:t>ماذا فعل جميع رفاق بولس الذين من آسيا له؟</w:t>
@@ -1070,32 +1334,42 @@
       </w:pPr>
       <w:r>
         <w:rPr>
-          <w:lang w:val="ar_AE" w:bidi="ar_AE"/>
-        </w:rPr>
-      </w:r>
-      <w:r>
-        <w:rPr>
+          <w:rtl/>
+          <w:cs/>
+          <w:lang w:val="ar_AE" w:bidi="ar_AE"/>
+        </w:rPr>
+      </w:r>
+      <w:r>
+        <w:rPr>
+          <w:rtl/>
+          <w:cs/>
           <w:lang w:val="ar_AE" w:bidi="ar_AE"/>
         </w:rPr>
         <w:t>ابتعد كل الذين من أَسِيَّا عن بولسَ.</w:t>
       </w:r>
       <w:r>
         <w:rPr>
-          <w:lang w:val="ar_AE" w:bidi="ar_AE"/>
-        </w:rPr>
-      </w:r>
-      <w:r>
-        <w:rPr>
-          <w:lang w:val="ar_AE" w:bidi="ar_AE"/>
-        </w:rPr>
-      </w:r>
-    </w:p>
-    <w:p>
-      <w:pPr>
-        <w:bidi/>
-      </w:pPr>
-      <w:r>
-        <w:rPr>
+          <w:rtl/>
+          <w:cs/>
+          <w:lang w:val="ar_AE" w:bidi="ar_AE"/>
+        </w:rPr>
+      </w:r>
+      <w:r>
+        <w:rPr>
+          <w:rtl/>
+          <w:cs/>
+          <w:lang w:val="ar_AE" w:bidi="ar_AE"/>
+        </w:rPr>
+      </w:r>
+    </w:p>
+    <w:p>
+      <w:pPr>
+        <w:bidi/>
+      </w:pPr>
+      <w:r>
+        <w:rPr>
+          <w:rtl/>
+          <w:cs/>
           <w:lang w:val="ar_AE" w:bidi="ar_AE"/>
         </w:rPr>
       </w:r>
@@ -1107,28 +1381,36 @@
       </w:pPr>
       <w:r>
         <w:rPr>
+          <w:rtl/>
+          <w:cs/>
           <w:lang w:val="ar_AE" w:bidi="ar_AE"/>
         </w:rPr>
         <w:t>٢ تيموثاوس ١: ١٦</w:t>
       </w:r>
       <w:r>
         <w:rPr>
-          <w:lang w:val="ar_AE" w:bidi="ar_AE"/>
-        </w:rPr>
-      </w:r>
-    </w:p>
-    <w:p>
-      <w:pPr>
-        <w:bidi/>
-      </w:pPr>
-      <w:r>
-        <w:rPr>
+          <w:rtl/>
+          <w:cs/>
+          <w:lang w:val="ar_AE" w:bidi="ar_AE"/>
+        </w:rPr>
+      </w:r>
+    </w:p>
+    <w:p>
+      <w:pPr>
+        <w:bidi/>
+      </w:pPr>
+      <w:r>
+        <w:rPr>
+          <w:rtl/>
+          <w:cs/>
           <w:lang w:val="ar_AE" w:bidi="ar_AE"/>
         </w:rPr>
       </w:r>
       <w:r>
         <w:rPr>
           <w:b/>
+          <w:rtl/>
+          <w:cs/>
           <w:lang w:val="ar_AE" w:bidi="ar_AE"/>
         </w:rPr>
         <w:t>لماذا يطلب بولس من الرب أن يمنح الرحمة لبيت أنِيسِيفورسَ؟</w:t>
@@ -1140,32 +1422,42 @@
       </w:pPr>
       <w:r>
         <w:rPr>
-          <w:lang w:val="ar_AE" w:bidi="ar_AE"/>
-        </w:rPr>
-      </w:r>
-      <w:r>
-        <w:rPr>
+          <w:rtl/>
+          <w:cs/>
+          <w:lang w:val="ar_AE" w:bidi="ar_AE"/>
+        </w:rPr>
+      </w:r>
+      <w:r>
+        <w:rPr>
+          <w:rtl/>
+          <w:cs/>
           <w:lang w:val="ar_AE" w:bidi="ar_AE"/>
         </w:rPr>
         <w:t>يطلب بولس من الرب أن يمنح الرحمة لبيت أنِيسِيفورسَ لأن أنِيسِيفورسَ أنعش بولس ولم يخجل من سلسلته.</w:t>
       </w:r>
       <w:r>
         <w:rPr>
-          <w:lang w:val="ar_AE" w:bidi="ar_AE"/>
-        </w:rPr>
-      </w:r>
-      <w:r>
-        <w:rPr>
-          <w:lang w:val="ar_AE" w:bidi="ar_AE"/>
-        </w:rPr>
-      </w:r>
-    </w:p>
-    <w:p>
-      <w:pPr>
-        <w:bidi/>
-      </w:pPr>
-      <w:r>
-        <w:rPr>
+          <w:rtl/>
+          <w:cs/>
+          <w:lang w:val="ar_AE" w:bidi="ar_AE"/>
+        </w:rPr>
+      </w:r>
+      <w:r>
+        <w:rPr>
+          <w:rtl/>
+          <w:cs/>
+          <w:lang w:val="ar_AE" w:bidi="ar_AE"/>
+        </w:rPr>
+      </w:r>
+    </w:p>
+    <w:p>
+      <w:pPr>
+        <w:bidi/>
+      </w:pPr>
+      <w:r>
+        <w:rPr>
+          <w:rtl/>
+          <w:cs/>
           <w:lang w:val="ar_AE" w:bidi="ar_AE"/>
         </w:rPr>
       </w:r>
@@ -1177,28 +1469,36 @@
       </w:pPr>
       <w:r>
         <w:rPr>
+          <w:rtl/>
+          <w:cs/>
           <w:lang w:val="ar_AE" w:bidi="ar_AE"/>
         </w:rPr>
         <w:t>٢ تيموثاوس ١: ١٧</w:t>
       </w:r>
       <w:r>
         <w:rPr>
-          <w:lang w:val="ar_AE" w:bidi="ar_AE"/>
-        </w:rPr>
-      </w:r>
-    </w:p>
-    <w:p>
-      <w:pPr>
-        <w:bidi/>
-      </w:pPr>
-      <w:r>
-        <w:rPr>
+          <w:rtl/>
+          <w:cs/>
+          <w:lang w:val="ar_AE" w:bidi="ar_AE"/>
+        </w:rPr>
+      </w:r>
+    </w:p>
+    <w:p>
+      <w:pPr>
+        <w:bidi/>
+      </w:pPr>
+      <w:r>
+        <w:rPr>
+          <w:rtl/>
+          <w:cs/>
           <w:lang w:val="ar_AE" w:bidi="ar_AE"/>
         </w:rPr>
       </w:r>
       <w:r>
         <w:rPr>
           <w:b/>
+          <w:rtl/>
+          <w:cs/>
           <w:lang w:val="ar_AE" w:bidi="ar_AE"/>
         </w:rPr>
         <w:t>ماذا فعل أنِيسِيفورس لبولس عندما كان بولس في رومَا؟</w:t>
@@ -1210,32 +1510,42 @@
       </w:pPr>
       <w:r>
         <w:rPr>
-          <w:lang w:val="ar_AE" w:bidi="ar_AE"/>
-        </w:rPr>
-      </w:r>
-      <w:r>
-        <w:rPr>
+          <w:rtl/>
+          <w:cs/>
+          <w:lang w:val="ar_AE" w:bidi="ar_AE"/>
+        </w:rPr>
+      </w:r>
+      <w:r>
+        <w:rPr>
+          <w:rtl/>
+          <w:cs/>
           <w:lang w:val="ar_AE" w:bidi="ar_AE"/>
         </w:rPr>
         <w:t>بحَثَ أنِيسِيفورس بجد عن بولس في رومَا ووجده.</w:t>
       </w:r>
       <w:r>
         <w:rPr>
-          <w:lang w:val="ar_AE" w:bidi="ar_AE"/>
-        </w:rPr>
-      </w:r>
-      <w:r>
-        <w:rPr>
-          <w:lang w:val="ar_AE" w:bidi="ar_AE"/>
-        </w:rPr>
-      </w:r>
-    </w:p>
-    <w:p>
-      <w:pPr>
-        <w:bidi/>
-      </w:pPr>
-      <w:r>
-        <w:rPr>
+          <w:rtl/>
+          <w:cs/>
+          <w:lang w:val="ar_AE" w:bidi="ar_AE"/>
+        </w:rPr>
+      </w:r>
+      <w:r>
+        <w:rPr>
+          <w:rtl/>
+          <w:cs/>
+          <w:lang w:val="ar_AE" w:bidi="ar_AE"/>
+        </w:rPr>
+      </w:r>
+    </w:p>
+    <w:p>
+      <w:pPr>
+        <w:bidi/>
+      </w:pPr>
+      <w:r>
+        <w:rPr>
+          <w:rtl/>
+          <w:cs/>
           <w:lang w:val="ar_AE" w:bidi="ar_AE"/>
         </w:rPr>
       </w:r>
@@ -1247,28 +1557,36 @@
       </w:pPr>
       <w:r>
         <w:rPr>
+          <w:rtl/>
+          <w:cs/>
           <w:lang w:val="ar_AE" w:bidi="ar_AE"/>
         </w:rPr>
         <w:t>٢ تيموثاوس ١: ١٨</w:t>
       </w:r>
       <w:r>
         <w:rPr>
-          <w:lang w:val="ar_AE" w:bidi="ar_AE"/>
-        </w:rPr>
-      </w:r>
-    </w:p>
-    <w:p>
-      <w:pPr>
-        <w:bidi/>
-      </w:pPr>
-      <w:r>
-        <w:rPr>
+          <w:rtl/>
+          <w:cs/>
+          <w:lang w:val="ar_AE" w:bidi="ar_AE"/>
+        </w:rPr>
+      </w:r>
+    </w:p>
+    <w:p>
+      <w:pPr>
+        <w:bidi/>
+      </w:pPr>
+      <w:r>
+        <w:rPr>
+          <w:rtl/>
+          <w:cs/>
           <w:lang w:val="ar_AE" w:bidi="ar_AE"/>
         </w:rPr>
       </w:r>
       <w:r>
         <w:rPr>
           <w:b/>
+          <w:rtl/>
+          <w:cs/>
           <w:lang w:val="ar_AE" w:bidi="ar_AE"/>
         </w:rPr>
         <w:t>ماذا يطلب بولس من الرب أن يمنح أنِيسِيفورسَ؟</w:t>
@@ -1280,32 +1598,42 @@
       </w:pPr>
       <w:r>
         <w:rPr>
-          <w:lang w:val="ar_AE" w:bidi="ar_AE"/>
-        </w:rPr>
-      </w:r>
-      <w:r>
-        <w:rPr>
+          <w:rtl/>
+          <w:cs/>
+          <w:lang w:val="ar_AE" w:bidi="ar_AE"/>
+        </w:rPr>
+      </w:r>
+      <w:r>
+        <w:rPr>
+          <w:rtl/>
+          <w:cs/>
           <w:lang w:val="ar_AE" w:bidi="ar_AE"/>
         </w:rPr>
         <w:t>يطلب بولس من الرب أن يمنح الرحمة لأنِيسِيفورس.</w:t>
       </w:r>
       <w:r>
         <w:rPr>
-          <w:lang w:val="ar_AE" w:bidi="ar_AE"/>
-        </w:rPr>
-      </w:r>
-      <w:r>
-        <w:rPr>
-          <w:lang w:val="ar_AE" w:bidi="ar_AE"/>
-        </w:rPr>
-      </w:r>
-    </w:p>
-    <w:p>
-      <w:pPr>
-        <w:bidi/>
-      </w:pPr>
-      <w:r>
-        <w:rPr>
+          <w:rtl/>
+          <w:cs/>
+          <w:lang w:val="ar_AE" w:bidi="ar_AE"/>
+        </w:rPr>
+      </w:r>
+      <w:r>
+        <w:rPr>
+          <w:rtl/>
+          <w:cs/>
+          <w:lang w:val="ar_AE" w:bidi="ar_AE"/>
+        </w:rPr>
+      </w:r>
+    </w:p>
+    <w:p>
+      <w:pPr>
+        <w:bidi/>
+      </w:pPr>
+      <w:r>
+        <w:rPr>
+          <w:rtl/>
+          <w:cs/>
           <w:lang w:val="ar_AE" w:bidi="ar_AE"/>
         </w:rPr>
       </w:r>
@@ -1317,28 +1645,36 @@
       </w:pPr>
       <w:r>
         <w:rPr>
+          <w:rtl/>
+          <w:cs/>
           <w:lang w:val="ar_AE" w:bidi="ar_AE"/>
         </w:rPr>
         <w:t>٢ تيموثاوس ٢: ١</w:t>
       </w:r>
       <w:r>
         <w:rPr>
-          <w:lang w:val="ar_AE" w:bidi="ar_AE"/>
-        </w:rPr>
-      </w:r>
-    </w:p>
-    <w:p>
-      <w:pPr>
-        <w:bidi/>
-      </w:pPr>
-      <w:r>
-        <w:rPr>
+          <w:rtl/>
+          <w:cs/>
+          <w:lang w:val="ar_AE" w:bidi="ar_AE"/>
+        </w:rPr>
+      </w:r>
+    </w:p>
+    <w:p>
+      <w:pPr>
+        <w:bidi/>
+      </w:pPr>
+      <w:r>
+        <w:rPr>
+          <w:rtl/>
+          <w:cs/>
           <w:lang w:val="ar_AE" w:bidi="ar_AE"/>
         </w:rPr>
       </w:r>
       <w:r>
         <w:rPr>
           <w:b/>
+          <w:rtl/>
+          <w:cs/>
           <w:lang w:val="ar_AE" w:bidi="ar_AE"/>
         </w:rPr>
         <w:t>ما الذي يمكن أن يُقوي تيموثاوس؟</w:t>
@@ -1350,32 +1686,42 @@
       </w:pPr>
       <w:r>
         <w:rPr>
-          <w:lang w:val="ar_AE" w:bidi="ar_AE"/>
-        </w:rPr>
-      </w:r>
-      <w:r>
-        <w:rPr>
+          <w:rtl/>
+          <w:cs/>
+          <w:lang w:val="ar_AE" w:bidi="ar_AE"/>
+        </w:rPr>
+      </w:r>
+      <w:r>
+        <w:rPr>
+          <w:rtl/>
+          <w:cs/>
           <w:lang w:val="ar_AE" w:bidi="ar_AE"/>
         </w:rPr>
         <w:t>النعمة التي في ٱلْمَسِيحِ يَسوع يمكن أن تقوي تِيموثَاوس.</w:t>
       </w:r>
       <w:r>
         <w:rPr>
-          <w:lang w:val="ar_AE" w:bidi="ar_AE"/>
-        </w:rPr>
-      </w:r>
-      <w:r>
-        <w:rPr>
-          <w:lang w:val="ar_AE" w:bidi="ar_AE"/>
-        </w:rPr>
-      </w:r>
-    </w:p>
-    <w:p>
-      <w:pPr>
-        <w:bidi/>
-      </w:pPr>
-      <w:r>
-        <w:rPr>
+          <w:rtl/>
+          <w:cs/>
+          <w:lang w:val="ar_AE" w:bidi="ar_AE"/>
+        </w:rPr>
+      </w:r>
+      <w:r>
+        <w:rPr>
+          <w:rtl/>
+          <w:cs/>
+          <w:lang w:val="ar_AE" w:bidi="ar_AE"/>
+        </w:rPr>
+      </w:r>
+    </w:p>
+    <w:p>
+      <w:pPr>
+        <w:bidi/>
+      </w:pPr>
+      <w:r>
+        <w:rPr>
+          <w:rtl/>
+          <w:cs/>
           <w:lang w:val="ar_AE" w:bidi="ar_AE"/>
         </w:rPr>
       </w:r>
@@ -1387,28 +1733,36 @@
       </w:pPr>
       <w:r>
         <w:rPr>
+          <w:rtl/>
+          <w:cs/>
           <w:lang w:val="ar_AE" w:bidi="ar_AE"/>
         </w:rPr>
         <w:t>٢ تيموثاوس ٢:٢</w:t>
       </w:r>
       <w:r>
         <w:rPr>
-          <w:lang w:val="ar_AE" w:bidi="ar_AE"/>
-        </w:rPr>
-      </w:r>
-    </w:p>
-    <w:p>
-      <w:pPr>
-        <w:bidi/>
-      </w:pPr>
-      <w:r>
-        <w:rPr>
+          <w:rtl/>
+          <w:cs/>
+          <w:lang w:val="ar_AE" w:bidi="ar_AE"/>
+        </w:rPr>
+      </w:r>
+    </w:p>
+    <w:p>
+      <w:pPr>
+        <w:bidi/>
+      </w:pPr>
+      <w:r>
+        <w:rPr>
+          <w:rtl/>
+          <w:cs/>
           <w:lang w:val="ar_AE" w:bidi="ar_AE"/>
         </w:rPr>
       </w:r>
       <w:r>
         <w:rPr>
           <w:b/>
+          <w:rtl/>
+          <w:cs/>
           <w:lang w:val="ar_AE" w:bidi="ar_AE"/>
         </w:rPr>
         <w:t>لمَن يجب على تيموثاوس أن يودع الرسالة التي علَّمه إياها بولس؟</w:t>
@@ -1420,32 +1774,42 @@
       </w:pPr>
       <w:r>
         <w:rPr>
-          <w:lang w:val="ar_AE" w:bidi="ar_AE"/>
-        </w:rPr>
-      </w:r>
-      <w:r>
-        <w:rPr>
+          <w:rtl/>
+          <w:cs/>
+          <w:lang w:val="ar_AE" w:bidi="ar_AE"/>
+        </w:rPr>
+      </w:r>
+      <w:r>
+        <w:rPr>
+          <w:rtl/>
+          <w:cs/>
           <w:lang w:val="ar_AE" w:bidi="ar_AE"/>
         </w:rPr>
         <w:t>يجب أن يودع تيموثاوس الرسالة لدى أشخاص أمناء سيكونون قادرين على تعليم الآخرين أيضًا.</w:t>
       </w:r>
       <w:r>
         <w:rPr>
-          <w:lang w:val="ar_AE" w:bidi="ar_AE"/>
-        </w:rPr>
-      </w:r>
-      <w:r>
-        <w:rPr>
-          <w:lang w:val="ar_AE" w:bidi="ar_AE"/>
-        </w:rPr>
-      </w:r>
-    </w:p>
-    <w:p>
-      <w:pPr>
-        <w:bidi/>
-      </w:pPr>
-      <w:r>
-        <w:rPr>
+          <w:rtl/>
+          <w:cs/>
+          <w:lang w:val="ar_AE" w:bidi="ar_AE"/>
+        </w:rPr>
+      </w:r>
+      <w:r>
+        <w:rPr>
+          <w:rtl/>
+          <w:cs/>
+          <w:lang w:val="ar_AE" w:bidi="ar_AE"/>
+        </w:rPr>
+      </w:r>
+    </w:p>
+    <w:p>
+      <w:pPr>
+        <w:bidi/>
+      </w:pPr>
+      <w:r>
+        <w:rPr>
+          <w:rtl/>
+          <w:cs/>
           <w:lang w:val="ar_AE" w:bidi="ar_AE"/>
         </w:rPr>
       </w:r>
@@ -1457,28 +1821,36 @@
       </w:pPr>
       <w:r>
         <w:rPr>
+          <w:rtl/>
+          <w:cs/>
           <w:lang w:val="ar_AE" w:bidi="ar_AE"/>
         </w:rPr>
         <w:t>٢ تيموثاوس ٢: ٤</w:t>
       </w:r>
       <w:r>
         <w:rPr>
-          <w:lang w:val="ar_AE" w:bidi="ar_AE"/>
-        </w:rPr>
-      </w:r>
-    </w:p>
-    <w:p>
-      <w:pPr>
-        <w:bidi/>
-      </w:pPr>
-      <w:r>
-        <w:rPr>
+          <w:rtl/>
+          <w:cs/>
+          <w:lang w:val="ar_AE" w:bidi="ar_AE"/>
+        </w:rPr>
+      </w:r>
+    </w:p>
+    <w:p>
+      <w:pPr>
+        <w:bidi/>
+      </w:pPr>
+      <w:r>
+        <w:rPr>
+          <w:rtl/>
+          <w:cs/>
           <w:lang w:val="ar_AE" w:bidi="ar_AE"/>
         </w:rPr>
       </w:r>
       <w:r>
         <w:rPr>
           <w:b/>
+          <w:rtl/>
+          <w:cs/>
           <w:lang w:val="ar_AE" w:bidi="ar_AE"/>
         </w:rPr>
         <w:t>كمثال توضيحي لتيموثاوس، فيمَ لا يتورَّط الجندي الصالح كما يقول بولس؟</w:t>
@@ -1490,32 +1862,42 @@
       </w:pPr>
       <w:r>
         <w:rPr>
-          <w:lang w:val="ar_AE" w:bidi="ar_AE"/>
-        </w:rPr>
-      </w:r>
-      <w:r>
-        <w:rPr>
+          <w:rtl/>
+          <w:cs/>
+          <w:lang w:val="ar_AE" w:bidi="ar_AE"/>
+        </w:rPr>
+      </w:r>
+      <w:r>
+        <w:rPr>
+          <w:rtl/>
+          <w:cs/>
           <w:lang w:val="ar_AE" w:bidi="ar_AE"/>
         </w:rPr>
         <w:t>الجندي الصالِح لا يتورط في شؤون الحياة.</w:t>
       </w:r>
       <w:r>
         <w:rPr>
-          <w:lang w:val="ar_AE" w:bidi="ar_AE"/>
-        </w:rPr>
-      </w:r>
-      <w:r>
-        <w:rPr>
-          <w:lang w:val="ar_AE" w:bidi="ar_AE"/>
-        </w:rPr>
-      </w:r>
-    </w:p>
-    <w:p>
-      <w:pPr>
-        <w:bidi/>
-      </w:pPr>
-      <w:r>
-        <w:rPr>
+          <w:rtl/>
+          <w:cs/>
+          <w:lang w:val="ar_AE" w:bidi="ar_AE"/>
+        </w:rPr>
+      </w:r>
+      <w:r>
+        <w:rPr>
+          <w:rtl/>
+          <w:cs/>
+          <w:lang w:val="ar_AE" w:bidi="ar_AE"/>
+        </w:rPr>
+      </w:r>
+    </w:p>
+    <w:p>
+      <w:pPr>
+        <w:bidi/>
+      </w:pPr>
+      <w:r>
+        <w:rPr>
+          <w:rtl/>
+          <w:cs/>
           <w:lang w:val="ar_AE" w:bidi="ar_AE"/>
         </w:rPr>
       </w:r>
@@ -1527,28 +1909,36 @@
       </w:pPr>
       <w:r>
         <w:rPr>
+          <w:rtl/>
+          <w:cs/>
           <w:lang w:val="ar_AE" w:bidi="ar_AE"/>
         </w:rPr>
         <w:t>٢ تيموثاوس ٢: ٩</w:t>
       </w:r>
       <w:r>
         <w:rPr>
-          <w:lang w:val="ar_AE" w:bidi="ar_AE"/>
-        </w:rPr>
-      </w:r>
-    </w:p>
-    <w:p>
-      <w:pPr>
-        <w:bidi/>
-      </w:pPr>
-      <w:r>
-        <w:rPr>
+          <w:rtl/>
+          <w:cs/>
+          <w:lang w:val="ar_AE" w:bidi="ar_AE"/>
+        </w:rPr>
+      </w:r>
+    </w:p>
+    <w:p>
+      <w:pPr>
+        <w:bidi/>
+      </w:pPr>
+      <w:r>
+        <w:rPr>
+          <w:rtl/>
+          <w:cs/>
           <w:lang w:val="ar_AE" w:bidi="ar_AE"/>
         </w:rPr>
       </w:r>
       <w:r>
         <w:rPr>
           <w:b/>
+          <w:rtl/>
+          <w:cs/>
           <w:lang w:val="ar_AE" w:bidi="ar_AE"/>
         </w:rPr>
         <w:t>عندما يكتب إلى تِيموثَاوس، في أي حالة يحتمل بولس المشقَّات بسبب تبشيره بكلمة ٱللهِ؟</w:t>
@@ -1560,32 +1950,42 @@
       </w:pPr>
       <w:r>
         <w:rPr>
-          <w:lang w:val="ar_AE" w:bidi="ar_AE"/>
-        </w:rPr>
-      </w:r>
-      <w:r>
-        <w:rPr>
+          <w:rtl/>
+          <w:cs/>
+          <w:lang w:val="ar_AE" w:bidi="ar_AE"/>
+        </w:rPr>
+      </w:r>
+      <w:r>
+        <w:rPr>
+          <w:rtl/>
+          <w:cs/>
           <w:lang w:val="ar_AE" w:bidi="ar_AE"/>
         </w:rPr>
         <w:t>يحتمل بولس المشقَّات كونه مقيدًا مثل المُجرم.</w:t>
       </w:r>
       <w:r>
         <w:rPr>
-          <w:lang w:val="ar_AE" w:bidi="ar_AE"/>
-        </w:rPr>
-      </w:r>
-      <w:r>
-        <w:rPr>
-          <w:lang w:val="ar_AE" w:bidi="ar_AE"/>
-        </w:rPr>
-      </w:r>
-    </w:p>
-    <w:p>
-      <w:pPr>
-        <w:bidi/>
-      </w:pPr>
-      <w:r>
-        <w:rPr>
+          <w:rtl/>
+          <w:cs/>
+          <w:lang w:val="ar_AE" w:bidi="ar_AE"/>
+        </w:rPr>
+      </w:r>
+      <w:r>
+        <w:rPr>
+          <w:rtl/>
+          <w:cs/>
+          <w:lang w:val="ar_AE" w:bidi="ar_AE"/>
+        </w:rPr>
+      </w:r>
+    </w:p>
+    <w:p>
+      <w:pPr>
+        <w:bidi/>
+      </w:pPr>
+      <w:r>
+        <w:rPr>
+          <w:rtl/>
+          <w:cs/>
           <w:lang w:val="ar_AE" w:bidi="ar_AE"/>
         </w:rPr>
       </w:r>
@@ -1597,28 +1997,36 @@
       </w:pPr>
       <w:r>
         <w:rPr>
+          <w:rtl/>
+          <w:cs/>
           <w:lang w:val="ar_AE" w:bidi="ar_AE"/>
         </w:rPr>
         <w:t>٢ تيموثاوس ٢: ٩ (#٢)</w:t>
       </w:r>
       <w:r>
         <w:rPr>
-          <w:lang w:val="ar_AE" w:bidi="ar_AE"/>
-        </w:rPr>
-      </w:r>
-    </w:p>
-    <w:p>
-      <w:pPr>
-        <w:bidi/>
-      </w:pPr>
-      <w:r>
-        <w:rPr>
+          <w:rtl/>
+          <w:cs/>
+          <w:lang w:val="ar_AE" w:bidi="ar_AE"/>
+        </w:rPr>
+      </w:r>
+    </w:p>
+    <w:p>
+      <w:pPr>
+        <w:bidi/>
+      </w:pPr>
+      <w:r>
+        <w:rPr>
+          <w:rtl/>
+          <w:cs/>
           <w:lang w:val="ar_AE" w:bidi="ar_AE"/>
         </w:rPr>
       </w:r>
       <w:r>
         <w:rPr>
           <w:b/>
+          <w:rtl/>
+          <w:cs/>
           <w:lang w:val="ar_AE" w:bidi="ar_AE"/>
         </w:rPr>
         <w:t>عن ماذا يقول بولس أنها لا تُقيَّد؟</w:t>
@@ -1630,32 +2038,42 @@
       </w:pPr>
       <w:r>
         <w:rPr>
-          <w:lang w:val="ar_AE" w:bidi="ar_AE"/>
-        </w:rPr>
-      </w:r>
-      <w:r>
-        <w:rPr>
+          <w:rtl/>
+          <w:cs/>
+          <w:lang w:val="ar_AE" w:bidi="ar_AE"/>
+        </w:rPr>
+      </w:r>
+      <w:r>
+        <w:rPr>
+          <w:rtl/>
+          <w:cs/>
           <w:lang w:val="ar_AE" w:bidi="ar_AE"/>
         </w:rPr>
         <w:t>كلمة ٱللهِ لا تُقيَّد.</w:t>
       </w:r>
       <w:r>
         <w:rPr>
-          <w:lang w:val="ar_AE" w:bidi="ar_AE"/>
-        </w:rPr>
-      </w:r>
-      <w:r>
-        <w:rPr>
-          <w:lang w:val="ar_AE" w:bidi="ar_AE"/>
-        </w:rPr>
-      </w:r>
-    </w:p>
-    <w:p>
-      <w:pPr>
-        <w:bidi/>
-      </w:pPr>
-      <w:r>
-        <w:rPr>
+          <w:rtl/>
+          <w:cs/>
+          <w:lang w:val="ar_AE" w:bidi="ar_AE"/>
+        </w:rPr>
+      </w:r>
+      <w:r>
+        <w:rPr>
+          <w:rtl/>
+          <w:cs/>
+          <w:lang w:val="ar_AE" w:bidi="ar_AE"/>
+        </w:rPr>
+      </w:r>
+    </w:p>
+    <w:p>
+      <w:pPr>
+        <w:bidi/>
+      </w:pPr>
+      <w:r>
+        <w:rPr>
+          <w:rtl/>
+          <w:cs/>
           <w:lang w:val="ar_AE" w:bidi="ar_AE"/>
         </w:rPr>
       </w:r>
@@ -1667,28 +2085,36 @@
       </w:pPr>
       <w:r>
         <w:rPr>
+          <w:rtl/>
+          <w:cs/>
           <w:lang w:val="ar_AE" w:bidi="ar_AE"/>
         </w:rPr>
         <w:t>٢ تيموثاوس ٢: ١٠</w:t>
       </w:r>
       <w:r>
         <w:rPr>
-          <w:lang w:val="ar_AE" w:bidi="ar_AE"/>
-        </w:rPr>
-      </w:r>
-    </w:p>
-    <w:p>
-      <w:pPr>
-        <w:bidi/>
-      </w:pPr>
-      <w:r>
-        <w:rPr>
+          <w:rtl/>
+          <w:cs/>
+          <w:lang w:val="ar_AE" w:bidi="ar_AE"/>
+        </w:rPr>
+      </w:r>
+    </w:p>
+    <w:p>
+      <w:pPr>
+        <w:bidi/>
+      </w:pPr>
+      <w:r>
+        <w:rPr>
+          <w:rtl/>
+          <w:cs/>
           <w:lang w:val="ar_AE" w:bidi="ar_AE"/>
         </w:rPr>
       </w:r>
       <w:r>
         <w:rPr>
           <w:b/>
+          <w:rtl/>
+          <w:cs/>
           <w:lang w:val="ar_AE" w:bidi="ar_AE"/>
         </w:rPr>
         <w:t>لماذا يتحمل بولس كل هذه الأشياء؟</w:t>
@@ -1700,32 +2126,42 @@
       </w:pPr>
       <w:r>
         <w:rPr>
-          <w:lang w:val="ar_AE" w:bidi="ar_AE"/>
-        </w:rPr>
-      </w:r>
-      <w:r>
-        <w:rPr>
+          <w:rtl/>
+          <w:cs/>
+          <w:lang w:val="ar_AE" w:bidi="ar_AE"/>
+        </w:rPr>
+      </w:r>
+      <w:r>
+        <w:rPr>
+          <w:rtl/>
+          <w:cs/>
           <w:lang w:val="ar_AE" w:bidi="ar_AE"/>
         </w:rPr>
         <w:t>يتحمل بولس كل شيء من أجل المختارين من قبل ٱللهِ، لكي يحصلوا على الخلاص الذي في ٱلْمَسِيحِ يَسوع.</w:t>
       </w:r>
       <w:r>
         <w:rPr>
-          <w:lang w:val="ar_AE" w:bidi="ar_AE"/>
-        </w:rPr>
-      </w:r>
-      <w:r>
-        <w:rPr>
-          <w:lang w:val="ar_AE" w:bidi="ar_AE"/>
-        </w:rPr>
-      </w:r>
-    </w:p>
-    <w:p>
-      <w:pPr>
-        <w:bidi/>
-      </w:pPr>
-      <w:r>
-        <w:rPr>
+          <w:rtl/>
+          <w:cs/>
+          <w:lang w:val="ar_AE" w:bidi="ar_AE"/>
+        </w:rPr>
+      </w:r>
+      <w:r>
+        <w:rPr>
+          <w:rtl/>
+          <w:cs/>
+          <w:lang w:val="ar_AE" w:bidi="ar_AE"/>
+        </w:rPr>
+      </w:r>
+    </w:p>
+    <w:p>
+      <w:pPr>
+        <w:bidi/>
+      </w:pPr>
+      <w:r>
+        <w:rPr>
+          <w:rtl/>
+          <w:cs/>
           <w:lang w:val="ar_AE" w:bidi="ar_AE"/>
         </w:rPr>
       </w:r>
@@ -1737,28 +2173,36 @@
       </w:pPr>
       <w:r>
         <w:rPr>
+          <w:rtl/>
+          <w:cs/>
           <w:lang w:val="ar_AE" w:bidi="ar_AE"/>
         </w:rPr>
         <w:t>٢ تيموثاوس ٢: ١٢</w:t>
       </w:r>
       <w:r>
         <w:rPr>
-          <w:lang w:val="ar_AE" w:bidi="ar_AE"/>
-        </w:rPr>
-      </w:r>
-    </w:p>
-    <w:p>
-      <w:pPr>
-        <w:bidi/>
-      </w:pPr>
-      <w:r>
-        <w:rPr>
+          <w:rtl/>
+          <w:cs/>
+          <w:lang w:val="ar_AE" w:bidi="ar_AE"/>
+        </w:rPr>
+      </w:r>
+    </w:p>
+    <w:p>
+      <w:pPr>
+        <w:bidi/>
+      </w:pPr>
+      <w:r>
+        <w:rPr>
+          <w:rtl/>
+          <w:cs/>
           <w:lang w:val="ar_AE" w:bidi="ar_AE"/>
         </w:rPr>
       </w:r>
       <w:r>
         <w:rPr>
           <w:b/>
+          <w:rtl/>
+          <w:cs/>
           <w:lang w:val="ar_AE" w:bidi="ar_AE"/>
         </w:rPr>
         <w:t>ما وعد ٱلْمَسِيحِ لأولئك الذين يصبرون؟</w:t>
@@ -1770,32 +2214,42 @@
       </w:pPr>
       <w:r>
         <w:rPr>
-          <w:lang w:val="ar_AE" w:bidi="ar_AE"/>
-        </w:rPr>
-      </w:r>
-      <w:r>
-        <w:rPr>
+          <w:rtl/>
+          <w:cs/>
+          <w:lang w:val="ar_AE" w:bidi="ar_AE"/>
+        </w:rPr>
+      </w:r>
+      <w:r>
+        <w:rPr>
+          <w:rtl/>
+          <w:cs/>
           <w:lang w:val="ar_AE" w:bidi="ar_AE"/>
         </w:rPr>
         <w:t>الذين يصبرون سوف يملكون مع ٱلْمَسِيحِ.</w:t>
       </w:r>
       <w:r>
         <w:rPr>
-          <w:lang w:val="ar_AE" w:bidi="ar_AE"/>
-        </w:rPr>
-      </w:r>
-      <w:r>
-        <w:rPr>
-          <w:lang w:val="ar_AE" w:bidi="ar_AE"/>
-        </w:rPr>
-      </w:r>
-    </w:p>
-    <w:p>
-      <w:pPr>
-        <w:bidi/>
-      </w:pPr>
-      <w:r>
-        <w:rPr>
+          <w:rtl/>
+          <w:cs/>
+          <w:lang w:val="ar_AE" w:bidi="ar_AE"/>
+        </w:rPr>
+      </w:r>
+      <w:r>
+        <w:rPr>
+          <w:rtl/>
+          <w:cs/>
+          <w:lang w:val="ar_AE" w:bidi="ar_AE"/>
+        </w:rPr>
+      </w:r>
+    </w:p>
+    <w:p>
+      <w:pPr>
+        <w:bidi/>
+      </w:pPr>
+      <w:r>
+        <w:rPr>
+          <w:rtl/>
+          <w:cs/>
           <w:lang w:val="ar_AE" w:bidi="ar_AE"/>
         </w:rPr>
       </w:r>
@@ -1807,28 +2261,36 @@
       </w:pPr>
       <w:r>
         <w:rPr>
+          <w:rtl/>
+          <w:cs/>
           <w:lang w:val="ar_AE" w:bidi="ar_AE"/>
         </w:rPr>
         <w:t>٢ تيموثاوس ٢: ١٢ (#٢)</w:t>
       </w:r>
       <w:r>
         <w:rPr>
-          <w:lang w:val="ar_AE" w:bidi="ar_AE"/>
-        </w:rPr>
-      </w:r>
-    </w:p>
-    <w:p>
-      <w:pPr>
-        <w:bidi/>
-      </w:pPr>
-      <w:r>
-        <w:rPr>
+          <w:rtl/>
+          <w:cs/>
+          <w:lang w:val="ar_AE" w:bidi="ar_AE"/>
+        </w:rPr>
+      </w:r>
+    </w:p>
+    <w:p>
+      <w:pPr>
+        <w:bidi/>
+      </w:pPr>
+      <w:r>
+        <w:rPr>
+          <w:rtl/>
+          <w:cs/>
           <w:lang w:val="ar_AE" w:bidi="ar_AE"/>
         </w:rPr>
       </w:r>
       <w:r>
         <w:rPr>
           <w:b/>
+          <w:rtl/>
+          <w:cs/>
           <w:lang w:val="ar_AE" w:bidi="ar_AE"/>
         </w:rPr>
         <w:t>ما تحذير ٱلْمَسِيحِ لأولئك الذين ينكرونه؟</w:t>
@@ -1840,32 +2302,42 @@
       </w:pPr>
       <w:r>
         <w:rPr>
-          <w:lang w:val="ar_AE" w:bidi="ar_AE"/>
-        </w:rPr>
-      </w:r>
-      <w:r>
-        <w:rPr>
+          <w:rtl/>
+          <w:cs/>
+          <w:lang w:val="ar_AE" w:bidi="ar_AE"/>
+        </w:rPr>
+      </w:r>
+      <w:r>
+        <w:rPr>
+          <w:rtl/>
+          <w:cs/>
           <w:lang w:val="ar_AE" w:bidi="ar_AE"/>
         </w:rPr>
         <w:t>أولئك الذين ينكرون ٱلْمَسِيحِ، سوف يُنكرهم ٱلْمَسِيحِ.</w:t>
       </w:r>
       <w:r>
         <w:rPr>
-          <w:lang w:val="ar_AE" w:bidi="ar_AE"/>
-        </w:rPr>
-      </w:r>
-      <w:r>
-        <w:rPr>
-          <w:lang w:val="ar_AE" w:bidi="ar_AE"/>
-        </w:rPr>
-      </w:r>
-    </w:p>
-    <w:p>
-      <w:pPr>
-        <w:bidi/>
-      </w:pPr>
-      <w:r>
-        <w:rPr>
+          <w:rtl/>
+          <w:cs/>
+          <w:lang w:val="ar_AE" w:bidi="ar_AE"/>
+        </w:rPr>
+      </w:r>
+      <w:r>
+        <w:rPr>
+          <w:rtl/>
+          <w:cs/>
+          <w:lang w:val="ar_AE" w:bidi="ar_AE"/>
+        </w:rPr>
+      </w:r>
+    </w:p>
+    <w:p>
+      <w:pPr>
+        <w:bidi/>
+      </w:pPr>
+      <w:r>
+        <w:rPr>
+          <w:rtl/>
+          <w:cs/>
           <w:lang w:val="ar_AE" w:bidi="ar_AE"/>
         </w:rPr>
       </w:r>
@@ -1877,28 +2349,36 @@
       </w:pPr>
       <w:r>
         <w:rPr>
+          <w:rtl/>
+          <w:cs/>
           <w:lang w:val="ar_AE" w:bidi="ar_AE"/>
         </w:rPr>
         <w:t>٢ تيموثاوس ٢: ١٤</w:t>
       </w:r>
       <w:r>
         <w:rPr>
-          <w:lang w:val="ar_AE" w:bidi="ar_AE"/>
-        </w:rPr>
-      </w:r>
-    </w:p>
-    <w:p>
-      <w:pPr>
-        <w:bidi/>
-      </w:pPr>
-      <w:r>
-        <w:rPr>
+          <w:rtl/>
+          <w:cs/>
+          <w:lang w:val="ar_AE" w:bidi="ar_AE"/>
+        </w:rPr>
+      </w:r>
+    </w:p>
+    <w:p>
+      <w:pPr>
+        <w:bidi/>
+      </w:pPr>
+      <w:r>
+        <w:rPr>
+          <w:rtl/>
+          <w:cs/>
           <w:lang w:val="ar_AE" w:bidi="ar_AE"/>
         </w:rPr>
       </w:r>
       <w:r>
         <w:rPr>
           <w:b/>
+          <w:rtl/>
+          <w:cs/>
           <w:lang w:val="ar_AE" w:bidi="ar_AE"/>
         </w:rPr>
         <w:t>يجب أن يُحذر تيموثاوس الناس من أي نوع من الجدال؟</w:t>
@@ -1910,32 +2390,42 @@
       </w:pPr>
       <w:r>
         <w:rPr>
-          <w:lang w:val="ar_AE" w:bidi="ar_AE"/>
-        </w:rPr>
-      </w:r>
-      <w:r>
-        <w:rPr>
+          <w:rtl/>
+          <w:cs/>
+          <w:lang w:val="ar_AE" w:bidi="ar_AE"/>
+        </w:rPr>
+      </w:r>
+      <w:r>
+        <w:rPr>
+          <w:rtl/>
+          <w:cs/>
           <w:lang w:val="ar_AE" w:bidi="ar_AE"/>
         </w:rPr>
         <w:t>يجب على تيموثاوس أن يُحذِّر الناس من الجدال بالكلمات، الأمر الغير مفيد على الإطلاق.</w:t>
       </w:r>
       <w:r>
         <w:rPr>
-          <w:lang w:val="ar_AE" w:bidi="ar_AE"/>
-        </w:rPr>
-      </w:r>
-      <w:r>
-        <w:rPr>
-          <w:lang w:val="ar_AE" w:bidi="ar_AE"/>
-        </w:rPr>
-      </w:r>
-    </w:p>
-    <w:p>
-      <w:pPr>
-        <w:bidi/>
-      </w:pPr>
-      <w:r>
-        <w:rPr>
+          <w:rtl/>
+          <w:cs/>
+          <w:lang w:val="ar_AE" w:bidi="ar_AE"/>
+        </w:rPr>
+      </w:r>
+      <w:r>
+        <w:rPr>
+          <w:rtl/>
+          <w:cs/>
+          <w:lang w:val="ar_AE" w:bidi="ar_AE"/>
+        </w:rPr>
+      </w:r>
+    </w:p>
+    <w:p>
+      <w:pPr>
+        <w:bidi/>
+      </w:pPr>
+      <w:r>
+        <w:rPr>
+          <w:rtl/>
+          <w:cs/>
           <w:lang w:val="ar_AE" w:bidi="ar_AE"/>
         </w:rPr>
       </w:r>
@@ -1947,28 +2437,36 @@
       </w:pPr>
       <w:r>
         <w:rPr>
+          <w:rtl/>
+          <w:cs/>
           <w:lang w:val="ar_AE" w:bidi="ar_AE"/>
         </w:rPr>
         <w:t>٢ تيموثاوس ٢: ١٨</w:t>
       </w:r>
       <w:r>
         <w:rPr>
-          <w:lang w:val="ar_AE" w:bidi="ar_AE"/>
-        </w:rPr>
-      </w:r>
-    </w:p>
-    <w:p>
-      <w:pPr>
-        <w:bidi/>
-      </w:pPr>
-      <w:r>
-        <w:rPr>
+          <w:rtl/>
+          <w:cs/>
+          <w:lang w:val="ar_AE" w:bidi="ar_AE"/>
+        </w:rPr>
+      </w:r>
+    </w:p>
+    <w:p>
+      <w:pPr>
+        <w:bidi/>
+      </w:pPr>
+      <w:r>
+        <w:rPr>
+          <w:rtl/>
+          <w:cs/>
           <w:lang w:val="ar_AE" w:bidi="ar_AE"/>
         </w:rPr>
       </w:r>
       <w:r>
         <w:rPr>
           <w:b/>
+          <w:rtl/>
+          <w:cs/>
           <w:lang w:val="ar_AE" w:bidi="ar_AE"/>
         </w:rPr>
         <w:t>ما العقيدة الباطلة التي ذكرها الرجلان الزائغان عن الحق؟</w:t>
@@ -1980,32 +2478,42 @@
       </w:pPr>
       <w:r>
         <w:rPr>
-          <w:lang w:val="ar_AE" w:bidi="ar_AE"/>
-        </w:rPr>
-      </w:r>
-      <w:r>
-        <w:rPr>
+          <w:rtl/>
+          <w:cs/>
+          <w:lang w:val="ar_AE" w:bidi="ar_AE"/>
+        </w:rPr>
+      </w:r>
+      <w:r>
+        <w:rPr>
+          <w:rtl/>
+          <w:cs/>
           <w:lang w:val="ar_AE" w:bidi="ar_AE"/>
         </w:rPr>
         <w:t>كانا يقولان إن القيامة قد حدثت فعلًا.</w:t>
       </w:r>
       <w:r>
         <w:rPr>
-          <w:lang w:val="ar_AE" w:bidi="ar_AE"/>
-        </w:rPr>
-      </w:r>
-      <w:r>
-        <w:rPr>
-          <w:lang w:val="ar_AE" w:bidi="ar_AE"/>
-        </w:rPr>
-      </w:r>
-    </w:p>
-    <w:p>
-      <w:pPr>
-        <w:bidi/>
-      </w:pPr>
-      <w:r>
-        <w:rPr>
+          <w:rtl/>
+          <w:cs/>
+          <w:lang w:val="ar_AE" w:bidi="ar_AE"/>
+        </w:rPr>
+      </w:r>
+      <w:r>
+        <w:rPr>
+          <w:rtl/>
+          <w:cs/>
+          <w:lang w:val="ar_AE" w:bidi="ar_AE"/>
+        </w:rPr>
+      </w:r>
+    </w:p>
+    <w:p>
+      <w:pPr>
+        <w:bidi/>
+      </w:pPr>
+      <w:r>
+        <w:rPr>
+          <w:rtl/>
+          <w:cs/>
           <w:lang w:val="ar_AE" w:bidi="ar_AE"/>
         </w:rPr>
       </w:r>
@@ -2017,28 +2525,36 @@
       </w:pPr>
       <w:r>
         <w:rPr>
+          <w:rtl/>
+          <w:cs/>
           <w:lang w:val="ar_AE" w:bidi="ar_AE"/>
         </w:rPr>
         <w:t>٢ تيموثاوس ٢: ٢١</w:t>
       </w:r>
       <w:r>
         <w:rPr>
-          <w:lang w:val="ar_AE" w:bidi="ar_AE"/>
-        </w:rPr>
-      </w:r>
-    </w:p>
-    <w:p>
-      <w:pPr>
-        <w:bidi/>
-      </w:pPr>
-      <w:r>
-        <w:rPr>
+          <w:rtl/>
+          <w:cs/>
+          <w:lang w:val="ar_AE" w:bidi="ar_AE"/>
+        </w:rPr>
+      </w:r>
+    </w:p>
+    <w:p>
+      <w:pPr>
+        <w:bidi/>
+      </w:pPr>
+      <w:r>
+        <w:rPr>
+          <w:rtl/>
+          <w:cs/>
           <w:lang w:val="ar_AE" w:bidi="ar_AE"/>
         </w:rPr>
       </w:r>
       <w:r>
         <w:rPr>
           <w:b/>
+          <w:rtl/>
+          <w:cs/>
           <w:lang w:val="ar_AE" w:bidi="ar_AE"/>
         </w:rPr>
         <w:t>كيف يجب على المؤمنين أن يهيئوا أنفسهم لكل عمل صالح؟</w:t>
@@ -2050,32 +2566,42 @@
       </w:pPr>
       <w:r>
         <w:rPr>
-          <w:lang w:val="ar_AE" w:bidi="ar_AE"/>
-        </w:rPr>
-      </w:r>
-      <w:r>
-        <w:rPr>
+          <w:rtl/>
+          <w:cs/>
+          <w:lang w:val="ar_AE" w:bidi="ar_AE"/>
+        </w:rPr>
+      </w:r>
+      <w:r>
+        <w:rPr>
+          <w:rtl/>
+          <w:cs/>
           <w:lang w:val="ar_AE" w:bidi="ar_AE"/>
         </w:rPr>
         <w:t>يجب على المؤمنين أن يطهروا أنفسهم من الأعمال المُخزية ليكونوا مستعدين لكل عمل صالح.</w:t>
       </w:r>
       <w:r>
         <w:rPr>
-          <w:lang w:val="ar_AE" w:bidi="ar_AE"/>
-        </w:rPr>
-      </w:r>
-      <w:r>
-        <w:rPr>
-          <w:lang w:val="ar_AE" w:bidi="ar_AE"/>
-        </w:rPr>
-      </w:r>
-    </w:p>
-    <w:p>
-      <w:pPr>
-        <w:bidi/>
-      </w:pPr>
-      <w:r>
-        <w:rPr>
+          <w:rtl/>
+          <w:cs/>
+          <w:lang w:val="ar_AE" w:bidi="ar_AE"/>
+        </w:rPr>
+      </w:r>
+      <w:r>
+        <w:rPr>
+          <w:rtl/>
+          <w:cs/>
+          <w:lang w:val="ar_AE" w:bidi="ar_AE"/>
+        </w:rPr>
+      </w:r>
+    </w:p>
+    <w:p>
+      <w:pPr>
+        <w:bidi/>
+      </w:pPr>
+      <w:r>
+        <w:rPr>
+          <w:rtl/>
+          <w:cs/>
           <w:lang w:val="ar_AE" w:bidi="ar_AE"/>
         </w:rPr>
       </w:r>
@@ -2087,28 +2613,36 @@
       </w:pPr>
       <w:r>
         <w:rPr>
+          <w:rtl/>
+          <w:cs/>
           <w:lang w:val="ar_AE" w:bidi="ar_AE"/>
         </w:rPr>
         <w:t>٢ تيموثاوس ٢: ٢٢</w:t>
       </w:r>
       <w:r>
         <w:rPr>
-          <w:lang w:val="ar_AE" w:bidi="ar_AE"/>
-        </w:rPr>
-      </w:r>
-    </w:p>
-    <w:p>
-      <w:pPr>
-        <w:bidi/>
-      </w:pPr>
-      <w:r>
-        <w:rPr>
+          <w:rtl/>
+          <w:cs/>
+          <w:lang w:val="ar_AE" w:bidi="ar_AE"/>
+        </w:rPr>
+      </w:r>
+    </w:p>
+    <w:p>
+      <w:pPr>
+        <w:bidi/>
+      </w:pPr>
+      <w:r>
+        <w:rPr>
+          <w:rtl/>
+          <w:cs/>
           <w:lang w:val="ar_AE" w:bidi="ar_AE"/>
         </w:rPr>
       </w:r>
       <w:r>
         <w:rPr>
           <w:b/>
+          <w:rtl/>
+          <w:cs/>
           <w:lang w:val="ar_AE" w:bidi="ar_AE"/>
         </w:rPr>
         <w:t>مما يجب أنْ يهرب تيموثاوس؟</w:t>
@@ -2120,32 +2654,42 @@
       </w:pPr>
       <w:r>
         <w:rPr>
-          <w:lang w:val="ar_AE" w:bidi="ar_AE"/>
-        </w:rPr>
-      </w:r>
-      <w:r>
-        <w:rPr>
+          <w:rtl/>
+          <w:cs/>
+          <w:lang w:val="ar_AE" w:bidi="ar_AE"/>
+        </w:rPr>
+      </w:r>
+      <w:r>
+        <w:rPr>
+          <w:rtl/>
+          <w:cs/>
           <w:lang w:val="ar_AE" w:bidi="ar_AE"/>
         </w:rPr>
         <w:t>يجب على تيموثاوس أن يهرب من الشهوات الشبابية.</w:t>
       </w:r>
       <w:r>
         <w:rPr>
-          <w:lang w:val="ar_AE" w:bidi="ar_AE"/>
-        </w:rPr>
-      </w:r>
-      <w:r>
-        <w:rPr>
-          <w:lang w:val="ar_AE" w:bidi="ar_AE"/>
-        </w:rPr>
-      </w:r>
-    </w:p>
-    <w:p>
-      <w:pPr>
-        <w:bidi/>
-      </w:pPr>
-      <w:r>
-        <w:rPr>
+          <w:rtl/>
+          <w:cs/>
+          <w:lang w:val="ar_AE" w:bidi="ar_AE"/>
+        </w:rPr>
+      </w:r>
+      <w:r>
+        <w:rPr>
+          <w:rtl/>
+          <w:cs/>
+          <w:lang w:val="ar_AE" w:bidi="ar_AE"/>
+        </w:rPr>
+      </w:r>
+    </w:p>
+    <w:p>
+      <w:pPr>
+        <w:bidi/>
+      </w:pPr>
+      <w:r>
+        <w:rPr>
+          <w:rtl/>
+          <w:cs/>
           <w:lang w:val="ar_AE" w:bidi="ar_AE"/>
         </w:rPr>
       </w:r>
@@ -2157,28 +2701,36 @@
       </w:pPr>
       <w:r>
         <w:rPr>
+          <w:rtl/>
+          <w:cs/>
           <w:lang w:val="ar_AE" w:bidi="ar_AE"/>
         </w:rPr>
         <w:t>٢ تيموثاوس ٢: ٢٤</w:t>
       </w:r>
       <w:r>
         <w:rPr>
-          <w:lang w:val="ar_AE" w:bidi="ar_AE"/>
-        </w:rPr>
-      </w:r>
-    </w:p>
-    <w:p>
-      <w:pPr>
-        <w:bidi/>
-      </w:pPr>
-      <w:r>
-        <w:rPr>
+          <w:rtl/>
+          <w:cs/>
+          <w:lang w:val="ar_AE" w:bidi="ar_AE"/>
+        </w:rPr>
+      </w:r>
+    </w:p>
+    <w:p>
+      <w:pPr>
+        <w:bidi/>
+      </w:pPr>
+      <w:r>
+        <w:rPr>
+          <w:rtl/>
+          <w:cs/>
           <w:lang w:val="ar_AE" w:bidi="ar_AE"/>
         </w:rPr>
       </w:r>
       <w:r>
         <w:rPr>
           <w:b/>
+          <w:rtl/>
+          <w:cs/>
           <w:lang w:val="ar_AE" w:bidi="ar_AE"/>
         </w:rPr>
         <w:t>كيف يجب أنْ يكون خادم الرب، كما يقول بولس؟</w:t>
@@ -2190,32 +2742,42 @@
       </w:pPr>
       <w:r>
         <w:rPr>
-          <w:lang w:val="ar_AE" w:bidi="ar_AE"/>
-        </w:rPr>
-      </w:r>
-      <w:r>
-        <w:rPr>
+          <w:rtl/>
+          <w:cs/>
+          <w:lang w:val="ar_AE" w:bidi="ar_AE"/>
+        </w:rPr>
+      </w:r>
+      <w:r>
+        <w:rPr>
+          <w:rtl/>
+          <w:cs/>
           <w:lang w:val="ar_AE" w:bidi="ar_AE"/>
         </w:rPr>
         <w:t>يجب أن يكون خادم الرب صبورًا، لطيفًا مع الجميع وقادرًا على التعليم.</w:t>
       </w:r>
       <w:r>
         <w:rPr>
-          <w:lang w:val="ar_AE" w:bidi="ar_AE"/>
-        </w:rPr>
-      </w:r>
-      <w:r>
-        <w:rPr>
-          <w:lang w:val="ar_AE" w:bidi="ar_AE"/>
-        </w:rPr>
-      </w:r>
-    </w:p>
-    <w:p>
-      <w:pPr>
-        <w:bidi/>
-      </w:pPr>
-      <w:r>
-        <w:rPr>
+          <w:rtl/>
+          <w:cs/>
+          <w:lang w:val="ar_AE" w:bidi="ar_AE"/>
+        </w:rPr>
+      </w:r>
+      <w:r>
+        <w:rPr>
+          <w:rtl/>
+          <w:cs/>
+          <w:lang w:val="ar_AE" w:bidi="ar_AE"/>
+        </w:rPr>
+      </w:r>
+    </w:p>
+    <w:p>
+      <w:pPr>
+        <w:bidi/>
+      </w:pPr>
+      <w:r>
+        <w:rPr>
+          <w:rtl/>
+          <w:cs/>
           <w:lang w:val="ar_AE" w:bidi="ar_AE"/>
         </w:rPr>
       </w:r>
@@ -2227,28 +2789,36 @@
       </w:pPr>
       <w:r>
         <w:rPr>
+          <w:rtl/>
+          <w:cs/>
           <w:lang w:val="ar_AE" w:bidi="ar_AE"/>
         </w:rPr>
         <w:t>٢ تيموثاوس ٢: ٢٥</w:t>
       </w:r>
       <w:r>
         <w:rPr>
-          <w:lang w:val="ar_AE" w:bidi="ar_AE"/>
-        </w:rPr>
-      </w:r>
-    </w:p>
-    <w:p>
-      <w:pPr>
-        <w:bidi/>
-      </w:pPr>
-      <w:r>
-        <w:rPr>
+          <w:rtl/>
+          <w:cs/>
+          <w:lang w:val="ar_AE" w:bidi="ar_AE"/>
+        </w:rPr>
+      </w:r>
+    </w:p>
+    <w:p>
+      <w:pPr>
+        <w:bidi/>
+      </w:pPr>
+      <w:r>
+        <w:rPr>
+          <w:rtl/>
+          <w:cs/>
           <w:lang w:val="ar_AE" w:bidi="ar_AE"/>
         </w:rPr>
       </w:r>
       <w:r>
         <w:rPr>
           <w:b/>
+          <w:rtl/>
+          <w:cs/>
           <w:lang w:val="ar_AE" w:bidi="ar_AE"/>
         </w:rPr>
         <w:t>كيف يجب أن يُعامل خادم الرب من يعارضه؟</w:t>
@@ -2260,32 +2830,42 @@
       </w:pPr>
       <w:r>
         <w:rPr>
-          <w:lang w:val="ar_AE" w:bidi="ar_AE"/>
-        </w:rPr>
-      </w:r>
-      <w:r>
-        <w:rPr>
+          <w:rtl/>
+          <w:cs/>
+          <w:lang w:val="ar_AE" w:bidi="ar_AE"/>
+        </w:rPr>
+      </w:r>
+      <w:r>
+        <w:rPr>
+          <w:rtl/>
+          <w:cs/>
           <w:lang w:val="ar_AE" w:bidi="ar_AE"/>
         </w:rPr>
         <w:t>يجب على خادم الرب أن يُعلّم بوداعة أولئك الذين يعارضونه.</w:t>
       </w:r>
       <w:r>
         <w:rPr>
-          <w:lang w:val="ar_AE" w:bidi="ar_AE"/>
-        </w:rPr>
-      </w:r>
-      <w:r>
-        <w:rPr>
-          <w:lang w:val="ar_AE" w:bidi="ar_AE"/>
-        </w:rPr>
-      </w:r>
-    </w:p>
-    <w:p>
-      <w:pPr>
-        <w:bidi/>
-      </w:pPr>
-      <w:r>
-        <w:rPr>
+          <w:rtl/>
+          <w:cs/>
+          <w:lang w:val="ar_AE" w:bidi="ar_AE"/>
+        </w:rPr>
+      </w:r>
+      <w:r>
+        <w:rPr>
+          <w:rtl/>
+          <w:cs/>
+          <w:lang w:val="ar_AE" w:bidi="ar_AE"/>
+        </w:rPr>
+      </w:r>
+    </w:p>
+    <w:p>
+      <w:pPr>
+        <w:bidi/>
+      </w:pPr>
+      <w:r>
+        <w:rPr>
+          <w:rtl/>
+          <w:cs/>
           <w:lang w:val="ar_AE" w:bidi="ar_AE"/>
         </w:rPr>
       </w:r>
@@ -2297,28 +2877,36 @@
       </w:pPr>
       <w:r>
         <w:rPr>
+          <w:rtl/>
+          <w:cs/>
           <w:lang w:val="ar_AE" w:bidi="ar_AE"/>
         </w:rPr>
         <w:t>٢ تيموثاوس ٢: ٢٦</w:t>
       </w:r>
       <w:r>
         <w:rPr>
-          <w:lang w:val="ar_AE" w:bidi="ar_AE"/>
-        </w:rPr>
-      </w:r>
-    </w:p>
-    <w:p>
-      <w:pPr>
-        <w:bidi/>
-      </w:pPr>
-      <w:r>
-        <w:rPr>
+          <w:rtl/>
+          <w:cs/>
+          <w:lang w:val="ar_AE" w:bidi="ar_AE"/>
+        </w:rPr>
+      </w:r>
+    </w:p>
+    <w:p>
+      <w:pPr>
+        <w:bidi/>
+      </w:pPr>
+      <w:r>
+        <w:rPr>
+          <w:rtl/>
+          <w:cs/>
           <w:lang w:val="ar_AE" w:bidi="ar_AE"/>
         </w:rPr>
       </w:r>
       <w:r>
         <w:rPr>
           <w:b/>
+          <w:rtl/>
+          <w:cs/>
           <w:lang w:val="ar_AE" w:bidi="ar_AE"/>
         </w:rPr>
         <w:t>ماذا فعل الشيطان بغير المؤمنين؟</w:t>
@@ -2330,32 +2918,42 @@
       </w:pPr>
       <w:r>
         <w:rPr>
-          <w:lang w:val="ar_AE" w:bidi="ar_AE"/>
-        </w:rPr>
-      </w:r>
-      <w:r>
-        <w:rPr>
+          <w:rtl/>
+          <w:cs/>
+          <w:lang w:val="ar_AE" w:bidi="ar_AE"/>
+        </w:rPr>
+      </w:r>
+      <w:r>
+        <w:rPr>
+          <w:rtl/>
+          <w:cs/>
           <w:lang w:val="ar_AE" w:bidi="ar_AE"/>
         </w:rPr>
         <w:t>لقد أوقع الشيطان غير المؤمنين في فخِّه وأسرَهم كي يُتمِّموا إرادته.</w:t>
       </w:r>
       <w:r>
         <w:rPr>
-          <w:lang w:val="ar_AE" w:bidi="ar_AE"/>
-        </w:rPr>
-      </w:r>
-      <w:r>
-        <w:rPr>
-          <w:lang w:val="ar_AE" w:bidi="ar_AE"/>
-        </w:rPr>
-      </w:r>
-    </w:p>
-    <w:p>
-      <w:pPr>
-        <w:bidi/>
-      </w:pPr>
-      <w:r>
-        <w:rPr>
+          <w:rtl/>
+          <w:cs/>
+          <w:lang w:val="ar_AE" w:bidi="ar_AE"/>
+        </w:rPr>
+      </w:r>
+      <w:r>
+        <w:rPr>
+          <w:rtl/>
+          <w:cs/>
+          <w:lang w:val="ar_AE" w:bidi="ar_AE"/>
+        </w:rPr>
+      </w:r>
+    </w:p>
+    <w:p>
+      <w:pPr>
+        <w:bidi/>
+      </w:pPr>
+      <w:r>
+        <w:rPr>
+          <w:rtl/>
+          <w:cs/>
           <w:lang w:val="ar_AE" w:bidi="ar_AE"/>
         </w:rPr>
       </w:r>
@@ -2367,28 +2965,36 @@
       </w:pPr>
       <w:r>
         <w:rPr>
+          <w:rtl/>
+          <w:cs/>
           <w:lang w:val="ar_AE" w:bidi="ar_AE"/>
         </w:rPr>
         <w:t>٢ تيموثاوس ٣: ١</w:t>
       </w:r>
       <w:r>
         <w:rPr>
-          <w:lang w:val="ar_AE" w:bidi="ar_AE"/>
-        </w:rPr>
-      </w:r>
-    </w:p>
-    <w:p>
-      <w:pPr>
-        <w:bidi/>
-      </w:pPr>
-      <w:r>
-        <w:rPr>
+          <w:rtl/>
+          <w:cs/>
+          <w:lang w:val="ar_AE" w:bidi="ar_AE"/>
+        </w:rPr>
+      </w:r>
+    </w:p>
+    <w:p>
+      <w:pPr>
+        <w:bidi/>
+      </w:pPr>
+      <w:r>
+        <w:rPr>
+          <w:rtl/>
+          <w:cs/>
           <w:lang w:val="ar_AE" w:bidi="ar_AE"/>
         </w:rPr>
       </w:r>
       <w:r>
         <w:rPr>
           <w:b/>
+          <w:rtl/>
+          <w:cs/>
           <w:lang w:val="ar_AE" w:bidi="ar_AE"/>
         </w:rPr>
         <w:t>ماذا يقول بولس أنه سيحدث في الأيام الأخيرة؟</w:t>
@@ -2400,32 +3006,42 @@
       </w:pPr>
       <w:r>
         <w:rPr>
-          <w:lang w:val="ar_AE" w:bidi="ar_AE"/>
-        </w:rPr>
-      </w:r>
-      <w:r>
-        <w:rPr>
+          <w:rtl/>
+          <w:cs/>
+          <w:lang w:val="ar_AE" w:bidi="ar_AE"/>
+        </w:rPr>
+      </w:r>
+      <w:r>
+        <w:rPr>
+          <w:rtl/>
+          <w:cs/>
           <w:lang w:val="ar_AE" w:bidi="ar_AE"/>
         </w:rPr>
         <w:t>يقول بولس إن أوقاتًا صعبة ستأتي في الأيام الأخيرة.</w:t>
       </w:r>
       <w:r>
         <w:rPr>
-          <w:lang w:val="ar_AE" w:bidi="ar_AE"/>
-        </w:rPr>
-      </w:r>
-      <w:r>
-        <w:rPr>
-          <w:lang w:val="ar_AE" w:bidi="ar_AE"/>
-        </w:rPr>
-      </w:r>
-    </w:p>
-    <w:p>
-      <w:pPr>
-        <w:bidi/>
-      </w:pPr>
-      <w:r>
-        <w:rPr>
+          <w:rtl/>
+          <w:cs/>
+          <w:lang w:val="ar_AE" w:bidi="ar_AE"/>
+        </w:rPr>
+      </w:r>
+      <w:r>
+        <w:rPr>
+          <w:rtl/>
+          <w:cs/>
+          <w:lang w:val="ar_AE" w:bidi="ar_AE"/>
+        </w:rPr>
+      </w:r>
+    </w:p>
+    <w:p>
+      <w:pPr>
+        <w:bidi/>
+      </w:pPr>
+      <w:r>
+        <w:rPr>
+          <w:rtl/>
+          <w:cs/>
           <w:lang w:val="ar_AE" w:bidi="ar_AE"/>
         </w:rPr>
       </w:r>
@@ -2437,28 +3053,36 @@
       </w:pPr>
       <w:r>
         <w:rPr>
+          <w:rtl/>
+          <w:cs/>
           <w:lang w:val="ar_AE" w:bidi="ar_AE"/>
         </w:rPr>
         <w:t>٢ تيموثاوس ٣: ٢</w:t>
       </w:r>
       <w:r>
         <w:rPr>
-          <w:lang w:val="ar_AE" w:bidi="ar_AE"/>
-        </w:rPr>
-      </w:r>
-    </w:p>
-    <w:p>
-      <w:pPr>
-        <w:bidi/>
-      </w:pPr>
-      <w:r>
-        <w:rPr>
+          <w:rtl/>
+          <w:cs/>
+          <w:lang w:val="ar_AE" w:bidi="ar_AE"/>
+        </w:rPr>
+      </w:r>
+    </w:p>
+    <w:p>
+      <w:pPr>
+        <w:bidi/>
+      </w:pPr>
+      <w:r>
+        <w:rPr>
+          <w:rtl/>
+          <w:cs/>
           <w:lang w:val="ar_AE" w:bidi="ar_AE"/>
         </w:rPr>
       </w:r>
       <w:r>
         <w:rPr>
           <w:b/>
+          <w:rtl/>
+          <w:cs/>
           <w:lang w:val="ar_AE" w:bidi="ar_AE"/>
         </w:rPr>
         <w:t>في الأيام الأخيرة، ماذا سيحب الناس بدلًا من ٱللهِ؟</w:t>
@@ -2470,32 +3094,42 @@
       </w:pPr>
       <w:r>
         <w:rPr>
-          <w:lang w:val="ar_AE" w:bidi="ar_AE"/>
-        </w:rPr>
-      </w:r>
-      <w:r>
-        <w:rPr>
+          <w:rtl/>
+          <w:cs/>
+          <w:lang w:val="ar_AE" w:bidi="ar_AE"/>
+        </w:rPr>
+      </w:r>
+      <w:r>
+        <w:rPr>
+          <w:rtl/>
+          <w:cs/>
           <w:lang w:val="ar_AE" w:bidi="ar_AE"/>
         </w:rPr>
         <w:t>في الأيام الأخيرة، سيحب الناس أنفسهم ويحبون المال بدلًا من ٱللهِ.</w:t>
       </w:r>
       <w:r>
         <w:rPr>
-          <w:lang w:val="ar_AE" w:bidi="ar_AE"/>
-        </w:rPr>
-      </w:r>
-      <w:r>
-        <w:rPr>
-          <w:lang w:val="ar_AE" w:bidi="ar_AE"/>
-        </w:rPr>
-      </w:r>
-    </w:p>
-    <w:p>
-      <w:pPr>
-        <w:bidi/>
-      </w:pPr>
-      <w:r>
-        <w:rPr>
+          <w:rtl/>
+          <w:cs/>
+          <w:lang w:val="ar_AE" w:bidi="ar_AE"/>
+        </w:rPr>
+      </w:r>
+      <w:r>
+        <w:rPr>
+          <w:rtl/>
+          <w:cs/>
+          <w:lang w:val="ar_AE" w:bidi="ar_AE"/>
+        </w:rPr>
+      </w:r>
+    </w:p>
+    <w:p>
+      <w:pPr>
+        <w:bidi/>
+      </w:pPr>
+      <w:r>
+        <w:rPr>
+          <w:rtl/>
+          <w:cs/>
           <w:lang w:val="ar_AE" w:bidi="ar_AE"/>
         </w:rPr>
       </w:r>
@@ -2507,28 +3141,36 @@
       </w:pPr>
       <w:r>
         <w:rPr>
+          <w:rtl/>
+          <w:cs/>
           <w:lang w:val="ar_AE" w:bidi="ar_AE"/>
         </w:rPr>
         <w:t>٢ تيموثاوس ٣: ٤</w:t>
       </w:r>
       <w:r>
         <w:rPr>
-          <w:lang w:val="ar_AE" w:bidi="ar_AE"/>
-        </w:rPr>
-      </w:r>
-    </w:p>
-    <w:p>
-      <w:pPr>
-        <w:bidi/>
-      </w:pPr>
-      <w:r>
-        <w:rPr>
+          <w:rtl/>
+          <w:cs/>
+          <w:lang w:val="ar_AE" w:bidi="ar_AE"/>
+        </w:rPr>
+      </w:r>
+    </w:p>
+    <w:p>
+      <w:pPr>
+        <w:bidi/>
+      </w:pPr>
+      <w:r>
+        <w:rPr>
+          <w:rtl/>
+          <w:cs/>
           <w:lang w:val="ar_AE" w:bidi="ar_AE"/>
         </w:rPr>
       </w:r>
       <w:r>
         <w:rPr>
           <w:b/>
+          <w:rtl/>
+          <w:cs/>
           <w:lang w:val="ar_AE" w:bidi="ar_AE"/>
         </w:rPr>
         <w:t>في الأيام الأخيرة، ما الشيء الآخر الذي سيحبه الناس بدلًا من ٱللهِ؟</w:t>
@@ -2540,32 +3182,42 @@
       </w:pPr>
       <w:r>
         <w:rPr>
-          <w:lang w:val="ar_AE" w:bidi="ar_AE"/>
-        </w:rPr>
-      </w:r>
-      <w:r>
-        <w:rPr>
+          <w:rtl/>
+          <w:cs/>
+          <w:lang w:val="ar_AE" w:bidi="ar_AE"/>
+        </w:rPr>
+      </w:r>
+      <w:r>
+        <w:rPr>
+          <w:rtl/>
+          <w:cs/>
           <w:lang w:val="ar_AE" w:bidi="ar_AE"/>
         </w:rPr>
         <w:t>في الأيام الأخيرة، سيحب الناس المتعة بدلًا من ٱللهِ.</w:t>
       </w:r>
       <w:r>
         <w:rPr>
-          <w:lang w:val="ar_AE" w:bidi="ar_AE"/>
-        </w:rPr>
-      </w:r>
-      <w:r>
-        <w:rPr>
-          <w:lang w:val="ar_AE" w:bidi="ar_AE"/>
-        </w:rPr>
-      </w:r>
-    </w:p>
-    <w:p>
-      <w:pPr>
-        <w:bidi/>
-      </w:pPr>
-      <w:r>
-        <w:rPr>
+          <w:rtl/>
+          <w:cs/>
+          <w:lang w:val="ar_AE" w:bidi="ar_AE"/>
+        </w:rPr>
+      </w:r>
+      <w:r>
+        <w:rPr>
+          <w:rtl/>
+          <w:cs/>
+          <w:lang w:val="ar_AE" w:bidi="ar_AE"/>
+        </w:rPr>
+      </w:r>
+    </w:p>
+    <w:p>
+      <w:pPr>
+        <w:bidi/>
+      </w:pPr>
+      <w:r>
+        <w:rPr>
+          <w:rtl/>
+          <w:cs/>
           <w:lang w:val="ar_AE" w:bidi="ar_AE"/>
         </w:rPr>
       </w:r>
@@ -2577,28 +3229,36 @@
       </w:pPr>
       <w:r>
         <w:rPr>
+          <w:rtl/>
+          <w:cs/>
           <w:lang w:val="ar_AE" w:bidi="ar_AE"/>
         </w:rPr>
         <w:t>٢ تيموثاوس ٣: ٥</w:t>
       </w:r>
       <w:r>
         <w:rPr>
-          <w:lang w:val="ar_AE" w:bidi="ar_AE"/>
-        </w:rPr>
-      </w:r>
-    </w:p>
-    <w:p>
-      <w:pPr>
-        <w:bidi/>
-      </w:pPr>
-      <w:r>
-        <w:rPr>
+          <w:rtl/>
+          <w:cs/>
+          <w:lang w:val="ar_AE" w:bidi="ar_AE"/>
+        </w:rPr>
+      </w:r>
+    </w:p>
+    <w:p>
+      <w:pPr>
+        <w:bidi/>
+      </w:pPr>
+      <w:r>
+        <w:rPr>
+          <w:rtl/>
+          <w:cs/>
           <w:lang w:val="ar_AE" w:bidi="ar_AE"/>
         </w:rPr>
       </w:r>
       <w:r>
         <w:rPr>
           <w:b/>
+          <w:rtl/>
+          <w:cs/>
           <w:lang w:val="ar_AE" w:bidi="ar_AE"/>
         </w:rPr>
         <w:t>ماذا يقول بولس لتيموثاوس أن يفعل مع أولئك الذين لديهم صورة التقوى فقط؟</w:t>
@@ -2610,32 +3270,42 @@
       </w:pPr>
       <w:r>
         <w:rPr>
-          <w:lang w:val="ar_AE" w:bidi="ar_AE"/>
-        </w:rPr>
-      </w:r>
-      <w:r>
-        <w:rPr>
+          <w:rtl/>
+          <w:cs/>
+          <w:lang w:val="ar_AE" w:bidi="ar_AE"/>
+        </w:rPr>
+      </w:r>
+      <w:r>
+        <w:rPr>
+          <w:rtl/>
+          <w:cs/>
           <w:lang w:val="ar_AE" w:bidi="ar_AE"/>
         </w:rPr>
         <w:t>يخبر بولس تِيموثَاوس أن يبتعد عن الذين لديهم صورة فقط من التقوى.</w:t>
       </w:r>
       <w:r>
         <w:rPr>
-          <w:lang w:val="ar_AE" w:bidi="ar_AE"/>
-        </w:rPr>
-      </w:r>
-      <w:r>
-        <w:rPr>
-          <w:lang w:val="ar_AE" w:bidi="ar_AE"/>
-        </w:rPr>
-      </w:r>
-    </w:p>
-    <w:p>
-      <w:pPr>
-        <w:bidi/>
-      </w:pPr>
-      <w:r>
-        <w:rPr>
+          <w:rtl/>
+          <w:cs/>
+          <w:lang w:val="ar_AE" w:bidi="ar_AE"/>
+        </w:rPr>
+      </w:r>
+      <w:r>
+        <w:rPr>
+          <w:rtl/>
+          <w:cs/>
+          <w:lang w:val="ar_AE" w:bidi="ar_AE"/>
+        </w:rPr>
+      </w:r>
+    </w:p>
+    <w:p>
+      <w:pPr>
+        <w:bidi/>
+      </w:pPr>
+      <w:r>
+        <w:rPr>
+          <w:rtl/>
+          <w:cs/>
           <w:lang w:val="ar_AE" w:bidi="ar_AE"/>
         </w:rPr>
       </w:r>
@@ -2647,28 +3317,36 @@
       </w:pPr>
       <w:r>
         <w:rPr>
+          <w:rtl/>
+          <w:cs/>
           <w:lang w:val="ar_AE" w:bidi="ar_AE"/>
         </w:rPr>
         <w:t>٢ تيموثاوس ٣: ٦</w:t>
       </w:r>
       <w:r>
         <w:rPr>
-          <w:lang w:val="ar_AE" w:bidi="ar_AE"/>
-        </w:rPr>
-      </w:r>
-    </w:p>
-    <w:p>
-      <w:pPr>
-        <w:bidi/>
-      </w:pPr>
-      <w:r>
-        <w:rPr>
+          <w:rtl/>
+          <w:cs/>
+          <w:lang w:val="ar_AE" w:bidi="ar_AE"/>
+        </w:rPr>
+      </w:r>
+    </w:p>
+    <w:p>
+      <w:pPr>
+        <w:bidi/>
+      </w:pPr>
+      <w:r>
+        <w:rPr>
+          <w:rtl/>
+          <w:cs/>
           <w:lang w:val="ar_AE" w:bidi="ar_AE"/>
         </w:rPr>
       </w:r>
       <w:r>
         <w:rPr>
           <w:b/>
+          <w:rtl/>
+          <w:cs/>
           <w:lang w:val="ar_AE" w:bidi="ar_AE"/>
         </w:rPr>
         <w:t>ماذا يفعل بعض هؤلاء الرجال غير المتديِّنين؟</w:t>
@@ -2680,32 +3358,42 @@
       </w:pPr>
       <w:r>
         <w:rPr>
-          <w:lang w:val="ar_AE" w:bidi="ar_AE"/>
-        </w:rPr>
-      </w:r>
-      <w:r>
-        <w:rPr>
+          <w:rtl/>
+          <w:cs/>
+          <w:lang w:val="ar_AE" w:bidi="ar_AE"/>
+        </w:rPr>
+      </w:r>
+      <w:r>
+        <w:rPr>
+          <w:rtl/>
+          <w:cs/>
           <w:lang w:val="ar_AE" w:bidi="ar_AE"/>
         </w:rPr>
         <w:t>بعض هؤلاء الرجال الفاسدين يدخلون المنازل ويأسرون النساء الجاهلات اللواتي ينقَدْن وراء شهوات متنوعة.</w:t>
       </w:r>
       <w:r>
         <w:rPr>
-          <w:lang w:val="ar_AE" w:bidi="ar_AE"/>
-        </w:rPr>
-      </w:r>
-      <w:r>
-        <w:rPr>
-          <w:lang w:val="ar_AE" w:bidi="ar_AE"/>
-        </w:rPr>
-      </w:r>
-    </w:p>
-    <w:p>
-      <w:pPr>
-        <w:bidi/>
-      </w:pPr>
-      <w:r>
-        <w:rPr>
+          <w:rtl/>
+          <w:cs/>
+          <w:lang w:val="ar_AE" w:bidi="ar_AE"/>
+        </w:rPr>
+      </w:r>
+      <w:r>
+        <w:rPr>
+          <w:rtl/>
+          <w:cs/>
+          <w:lang w:val="ar_AE" w:bidi="ar_AE"/>
+        </w:rPr>
+      </w:r>
+    </w:p>
+    <w:p>
+      <w:pPr>
+        <w:bidi/>
+      </w:pPr>
+      <w:r>
+        <w:rPr>
+          <w:rtl/>
+          <w:cs/>
           <w:lang w:val="ar_AE" w:bidi="ar_AE"/>
         </w:rPr>
       </w:r>
@@ -2717,28 +3405,36 @@
       </w:pPr>
       <w:r>
         <w:rPr>
+          <w:rtl/>
+          <w:cs/>
           <w:lang w:val="ar_AE" w:bidi="ar_AE"/>
         </w:rPr>
         <w:t>٢ تيموثاوس ٣: ٨</w:t>
       </w:r>
       <w:r>
         <w:rPr>
-          <w:lang w:val="ar_AE" w:bidi="ar_AE"/>
-        </w:rPr>
-      </w:r>
-    </w:p>
-    <w:p>
-      <w:pPr>
-        <w:bidi/>
-      </w:pPr>
-      <w:r>
-        <w:rPr>
+          <w:rtl/>
+          <w:cs/>
+          <w:lang w:val="ar_AE" w:bidi="ar_AE"/>
+        </w:rPr>
+      </w:r>
+    </w:p>
+    <w:p>
+      <w:pPr>
+        <w:bidi/>
+      </w:pPr>
+      <w:r>
+        <w:rPr>
+          <w:rtl/>
+          <w:cs/>
           <w:lang w:val="ar_AE" w:bidi="ar_AE"/>
         </w:rPr>
       </w:r>
       <w:r>
         <w:rPr>
           <w:b/>
+          <w:rtl/>
+          <w:cs/>
           <w:lang w:val="ar_AE" w:bidi="ar_AE"/>
         </w:rPr>
         <w:t>كيف يشبه هؤلاء الرجال الفاسقين يَنِّيس ويَمْبِرِيس في العهد القديم؟</w:t>
@@ -2750,32 +3446,42 @@
       </w:pPr>
       <w:r>
         <w:rPr>
-          <w:lang w:val="ar_AE" w:bidi="ar_AE"/>
-        </w:rPr>
-      </w:r>
-      <w:r>
-        <w:rPr>
+          <w:rtl/>
+          <w:cs/>
+          <w:lang w:val="ar_AE" w:bidi="ar_AE"/>
+        </w:rPr>
+      </w:r>
+      <w:r>
+        <w:rPr>
+          <w:rtl/>
+          <w:cs/>
           <w:lang w:val="ar_AE" w:bidi="ar_AE"/>
         </w:rPr>
         <w:t>هؤلاء الرجال الفاسدين يعارضون الحقيقة تمامًا كما فعل يَنِّيس ويَمْبِرِيس مع موسَى.</w:t>
       </w:r>
       <w:r>
         <w:rPr>
-          <w:lang w:val="ar_AE" w:bidi="ar_AE"/>
-        </w:rPr>
-      </w:r>
-      <w:r>
-        <w:rPr>
-          <w:lang w:val="ar_AE" w:bidi="ar_AE"/>
-        </w:rPr>
-      </w:r>
-    </w:p>
-    <w:p>
-      <w:pPr>
-        <w:bidi/>
-      </w:pPr>
-      <w:r>
-        <w:rPr>
+          <w:rtl/>
+          <w:cs/>
+          <w:lang w:val="ar_AE" w:bidi="ar_AE"/>
+        </w:rPr>
+      </w:r>
+      <w:r>
+        <w:rPr>
+          <w:rtl/>
+          <w:cs/>
+          <w:lang w:val="ar_AE" w:bidi="ar_AE"/>
+        </w:rPr>
+      </w:r>
+    </w:p>
+    <w:p>
+      <w:pPr>
+        <w:bidi/>
+      </w:pPr>
+      <w:r>
+        <w:rPr>
+          <w:rtl/>
+          <w:cs/>
           <w:lang w:val="ar_AE" w:bidi="ar_AE"/>
         </w:rPr>
       </w:r>
@@ -2787,28 +3493,36 @@
       </w:pPr>
       <w:r>
         <w:rPr>
+          <w:rtl/>
+          <w:cs/>
           <w:lang w:val="ar_AE" w:bidi="ar_AE"/>
         </w:rPr>
         <w:t>٢ تيموثاوس ٣: ١٠</w:t>
       </w:r>
       <w:r>
         <w:rPr>
-          <w:lang w:val="ar_AE" w:bidi="ar_AE"/>
-        </w:rPr>
-      </w:r>
-    </w:p>
-    <w:p>
-      <w:pPr>
-        <w:bidi/>
-      </w:pPr>
-      <w:r>
-        <w:rPr>
+          <w:rtl/>
+          <w:cs/>
+          <w:lang w:val="ar_AE" w:bidi="ar_AE"/>
+        </w:rPr>
+      </w:r>
+    </w:p>
+    <w:p>
+      <w:pPr>
+        <w:bidi/>
+      </w:pPr>
+      <w:r>
+        <w:rPr>
+          <w:rtl/>
+          <w:cs/>
           <w:lang w:val="ar_AE" w:bidi="ar_AE"/>
         </w:rPr>
       </w:r>
       <w:r>
         <w:rPr>
           <w:b/>
+          <w:rtl/>
+          <w:cs/>
           <w:lang w:val="ar_AE" w:bidi="ar_AE"/>
         </w:rPr>
         <w:t>بدلًا من المُعلِّمين الكذَبة، مَن الذي تبع تيموثاوس؟</w:t>
@@ -2820,32 +3534,42 @@
       </w:pPr>
       <w:r>
         <w:rPr>
-          <w:lang w:val="ar_AE" w:bidi="ar_AE"/>
-        </w:rPr>
-      </w:r>
-      <w:r>
-        <w:rPr>
+          <w:rtl/>
+          <w:cs/>
+          <w:lang w:val="ar_AE" w:bidi="ar_AE"/>
+        </w:rPr>
+      </w:r>
+      <w:r>
+        <w:rPr>
+          <w:rtl/>
+          <w:cs/>
           <w:lang w:val="ar_AE" w:bidi="ar_AE"/>
         </w:rPr>
         <w:t>تبع تيموثاوس بولس.</w:t>
       </w:r>
       <w:r>
         <w:rPr>
-          <w:lang w:val="ar_AE" w:bidi="ar_AE"/>
-        </w:rPr>
-      </w:r>
-      <w:r>
-        <w:rPr>
-          <w:lang w:val="ar_AE" w:bidi="ar_AE"/>
-        </w:rPr>
-      </w:r>
-    </w:p>
-    <w:p>
-      <w:pPr>
-        <w:bidi/>
-      </w:pPr>
-      <w:r>
-        <w:rPr>
+          <w:rtl/>
+          <w:cs/>
+          <w:lang w:val="ar_AE" w:bidi="ar_AE"/>
+        </w:rPr>
+      </w:r>
+      <w:r>
+        <w:rPr>
+          <w:rtl/>
+          <w:cs/>
+          <w:lang w:val="ar_AE" w:bidi="ar_AE"/>
+        </w:rPr>
+      </w:r>
+    </w:p>
+    <w:p>
+      <w:pPr>
+        <w:bidi/>
+      </w:pPr>
+      <w:r>
+        <w:rPr>
+          <w:rtl/>
+          <w:cs/>
           <w:lang w:val="ar_AE" w:bidi="ar_AE"/>
         </w:rPr>
       </w:r>
@@ -2857,28 +3581,36 @@
       </w:pPr>
       <w:r>
         <w:rPr>
+          <w:rtl/>
+          <w:cs/>
           <w:lang w:val="ar_AE" w:bidi="ar_AE"/>
         </w:rPr>
         <w:t>٢ تيموثاوس ٣: ١١</w:t>
       </w:r>
       <w:r>
         <w:rPr>
-          <w:lang w:val="ar_AE" w:bidi="ar_AE"/>
-        </w:rPr>
-      </w:r>
-    </w:p>
-    <w:p>
-      <w:pPr>
-        <w:bidi/>
-      </w:pPr>
-      <w:r>
-        <w:rPr>
+          <w:rtl/>
+          <w:cs/>
+          <w:lang w:val="ar_AE" w:bidi="ar_AE"/>
+        </w:rPr>
+      </w:r>
+    </w:p>
+    <w:p>
+      <w:pPr>
+        <w:bidi/>
+      </w:pPr>
+      <w:r>
+        <w:rPr>
+          <w:rtl/>
+          <w:cs/>
           <w:lang w:val="ar_AE" w:bidi="ar_AE"/>
         </w:rPr>
       </w:r>
       <w:r>
         <w:rPr>
           <w:b/>
+          <w:rtl/>
+          <w:cs/>
           <w:lang w:val="ar_AE" w:bidi="ar_AE"/>
         </w:rPr>
         <w:t>مما أنقذ الرب بولس؟</w:t>
@@ -2890,32 +3622,42 @@
       </w:pPr>
       <w:r>
         <w:rPr>
-          <w:lang w:val="ar_AE" w:bidi="ar_AE"/>
-        </w:rPr>
-      </w:r>
-      <w:r>
-        <w:rPr>
+          <w:rtl/>
+          <w:cs/>
+          <w:lang w:val="ar_AE" w:bidi="ar_AE"/>
+        </w:rPr>
+      </w:r>
+      <w:r>
+        <w:rPr>
+          <w:rtl/>
+          <w:cs/>
           <w:lang w:val="ar_AE" w:bidi="ar_AE"/>
         </w:rPr>
         <w:t>أنقذ الرب بولس من جميع اضطهاداته وآلامه.</w:t>
       </w:r>
       <w:r>
         <w:rPr>
-          <w:lang w:val="ar_AE" w:bidi="ar_AE"/>
-        </w:rPr>
-      </w:r>
-      <w:r>
-        <w:rPr>
-          <w:lang w:val="ar_AE" w:bidi="ar_AE"/>
-        </w:rPr>
-      </w:r>
-    </w:p>
-    <w:p>
-      <w:pPr>
-        <w:bidi/>
-      </w:pPr>
-      <w:r>
-        <w:rPr>
+          <w:rtl/>
+          <w:cs/>
+          <w:lang w:val="ar_AE" w:bidi="ar_AE"/>
+        </w:rPr>
+      </w:r>
+      <w:r>
+        <w:rPr>
+          <w:rtl/>
+          <w:cs/>
+          <w:lang w:val="ar_AE" w:bidi="ar_AE"/>
+        </w:rPr>
+      </w:r>
+    </w:p>
+    <w:p>
+      <w:pPr>
+        <w:bidi/>
+      </w:pPr>
+      <w:r>
+        <w:rPr>
+          <w:rtl/>
+          <w:cs/>
           <w:lang w:val="ar_AE" w:bidi="ar_AE"/>
         </w:rPr>
       </w:r>
@@ -2927,28 +3669,36 @@
       </w:pPr>
       <w:r>
         <w:rPr>
+          <w:rtl/>
+          <w:cs/>
           <w:lang w:val="ar_AE" w:bidi="ar_AE"/>
         </w:rPr>
         <w:t>٢ تيموثاوس ٣: ١٢</w:t>
       </w:r>
       <w:r>
         <w:rPr>
-          <w:lang w:val="ar_AE" w:bidi="ar_AE"/>
-        </w:rPr>
-      </w:r>
-    </w:p>
-    <w:p>
-      <w:pPr>
-        <w:bidi/>
-      </w:pPr>
-      <w:r>
-        <w:rPr>
+          <w:rtl/>
+          <w:cs/>
+          <w:lang w:val="ar_AE" w:bidi="ar_AE"/>
+        </w:rPr>
+      </w:r>
+    </w:p>
+    <w:p>
+      <w:pPr>
+        <w:bidi/>
+      </w:pPr>
+      <w:r>
+        <w:rPr>
+          <w:rtl/>
+          <w:cs/>
           <w:lang w:val="ar_AE" w:bidi="ar_AE"/>
         </w:rPr>
       </w:r>
       <w:r>
         <w:rPr>
           <w:b/>
+          <w:rtl/>
+          <w:cs/>
           <w:lang w:val="ar_AE" w:bidi="ar_AE"/>
         </w:rPr>
         <w:t>ماذا يقول بولس أنه سيحدث لكل الذين يريدون أن يعيشوا بالتقوى؟</w:t>
@@ -2960,32 +3710,42 @@
       </w:pPr>
       <w:r>
         <w:rPr>
-          <w:lang w:val="ar_AE" w:bidi="ar_AE"/>
-        </w:rPr>
-      </w:r>
-      <w:r>
-        <w:rPr>
+          <w:rtl/>
+          <w:cs/>
+          <w:lang w:val="ar_AE" w:bidi="ar_AE"/>
+        </w:rPr>
+      </w:r>
+      <w:r>
+        <w:rPr>
+          <w:rtl/>
+          <w:cs/>
           <w:lang w:val="ar_AE" w:bidi="ar_AE"/>
         </w:rPr>
         <w:t>يقول بولس إن كل الذين يريدون أن يعيشوا بالتقوى سيتعرضون للاضطهاد.</w:t>
       </w:r>
       <w:r>
         <w:rPr>
-          <w:lang w:val="ar_AE" w:bidi="ar_AE"/>
-        </w:rPr>
-      </w:r>
-      <w:r>
-        <w:rPr>
-          <w:lang w:val="ar_AE" w:bidi="ar_AE"/>
-        </w:rPr>
-      </w:r>
-    </w:p>
-    <w:p>
-      <w:pPr>
-        <w:bidi/>
-      </w:pPr>
-      <w:r>
-        <w:rPr>
+          <w:rtl/>
+          <w:cs/>
+          <w:lang w:val="ar_AE" w:bidi="ar_AE"/>
+        </w:rPr>
+      </w:r>
+      <w:r>
+        <w:rPr>
+          <w:rtl/>
+          <w:cs/>
+          <w:lang w:val="ar_AE" w:bidi="ar_AE"/>
+        </w:rPr>
+      </w:r>
+    </w:p>
+    <w:p>
+      <w:pPr>
+        <w:bidi/>
+      </w:pPr>
+      <w:r>
+        <w:rPr>
+          <w:rtl/>
+          <w:cs/>
           <w:lang w:val="ar_AE" w:bidi="ar_AE"/>
         </w:rPr>
       </w:r>
@@ -2997,28 +3757,36 @@
       </w:pPr>
       <w:r>
         <w:rPr>
+          <w:rtl/>
+          <w:cs/>
           <w:lang w:val="ar_AE" w:bidi="ar_AE"/>
         </w:rPr>
         <w:t>٢ تيموثاوس ٣: ١٣</w:t>
       </w:r>
       <w:r>
         <w:rPr>
-          <w:lang w:val="ar_AE" w:bidi="ar_AE"/>
-        </w:rPr>
-      </w:r>
-    </w:p>
-    <w:p>
-      <w:pPr>
-        <w:bidi/>
-      </w:pPr>
-      <w:r>
-        <w:rPr>
+          <w:rtl/>
+          <w:cs/>
+          <w:lang w:val="ar_AE" w:bidi="ar_AE"/>
+        </w:rPr>
+      </w:r>
+    </w:p>
+    <w:p>
+      <w:pPr>
+        <w:bidi/>
+      </w:pPr>
+      <w:r>
+        <w:rPr>
+          <w:rtl/>
+          <w:cs/>
           <w:lang w:val="ar_AE" w:bidi="ar_AE"/>
         </w:rPr>
       </w:r>
       <w:r>
         <w:rPr>
           <w:b/>
+          <w:rtl/>
+          <w:cs/>
           <w:lang w:val="ar_AE" w:bidi="ar_AE"/>
         </w:rPr>
         <w:t>مَن سيصبح أردأ في الأيام الأخيرة؟</w:t>
@@ -3030,32 +3798,42 @@
       </w:pPr>
       <w:r>
         <w:rPr>
-          <w:lang w:val="ar_AE" w:bidi="ar_AE"/>
-        </w:rPr>
-      </w:r>
-      <w:r>
-        <w:rPr>
+          <w:rtl/>
+          <w:cs/>
+          <w:lang w:val="ar_AE" w:bidi="ar_AE"/>
+        </w:rPr>
+      </w:r>
+      <w:r>
+        <w:rPr>
+          <w:rtl/>
+          <w:cs/>
           <w:lang w:val="ar_AE" w:bidi="ar_AE"/>
         </w:rPr>
         <w:t>سيصبح الأشرار والمُضلُّون أردأ في الأيام الأخيرة.</w:t>
       </w:r>
       <w:r>
         <w:rPr>
-          <w:lang w:val="ar_AE" w:bidi="ar_AE"/>
-        </w:rPr>
-      </w:r>
-      <w:r>
-        <w:rPr>
-          <w:lang w:val="ar_AE" w:bidi="ar_AE"/>
-        </w:rPr>
-      </w:r>
-    </w:p>
-    <w:p>
-      <w:pPr>
-        <w:bidi/>
-      </w:pPr>
-      <w:r>
-        <w:rPr>
+          <w:rtl/>
+          <w:cs/>
+          <w:lang w:val="ar_AE" w:bidi="ar_AE"/>
+        </w:rPr>
+      </w:r>
+      <w:r>
+        <w:rPr>
+          <w:rtl/>
+          <w:cs/>
+          <w:lang w:val="ar_AE" w:bidi="ar_AE"/>
+        </w:rPr>
+      </w:r>
+    </w:p>
+    <w:p>
+      <w:pPr>
+        <w:bidi/>
+      </w:pPr>
+      <w:r>
+        <w:rPr>
+          <w:rtl/>
+          <w:cs/>
           <w:lang w:val="ar_AE" w:bidi="ar_AE"/>
         </w:rPr>
       </w:r>
@@ -3067,28 +3845,36 @@
       </w:pPr>
       <w:r>
         <w:rPr>
+          <w:rtl/>
+          <w:cs/>
           <w:lang w:val="ar_AE" w:bidi="ar_AE"/>
         </w:rPr>
         <w:t>٢ تيموثاوس ٣: ١٥</w:t>
       </w:r>
       <w:r>
         <w:rPr>
-          <w:lang w:val="ar_AE" w:bidi="ar_AE"/>
-        </w:rPr>
-      </w:r>
-    </w:p>
-    <w:p>
-      <w:pPr>
-        <w:bidi/>
-      </w:pPr>
-      <w:r>
-        <w:rPr>
+          <w:rtl/>
+          <w:cs/>
+          <w:lang w:val="ar_AE" w:bidi="ar_AE"/>
+        </w:rPr>
+      </w:r>
+    </w:p>
+    <w:p>
+      <w:pPr>
+        <w:bidi/>
+      </w:pPr>
+      <w:r>
+        <w:rPr>
+          <w:rtl/>
+          <w:cs/>
           <w:lang w:val="ar_AE" w:bidi="ar_AE"/>
         </w:rPr>
       </w:r>
       <w:r>
         <w:rPr>
           <w:b/>
+          <w:rtl/>
+          <w:cs/>
           <w:lang w:val="ar_AE" w:bidi="ar_AE"/>
         </w:rPr>
         <w:t>منذ متى في حياة تيموثاوس كان يعرف الكتب المقدسة؟</w:t>
@@ -3100,32 +3886,42 @@
       </w:pPr>
       <w:r>
         <w:rPr>
-          <w:lang w:val="ar_AE" w:bidi="ar_AE"/>
-        </w:rPr>
-      </w:r>
-      <w:r>
-        <w:rPr>
+          <w:rtl/>
+          <w:cs/>
+          <w:lang w:val="ar_AE" w:bidi="ar_AE"/>
+        </w:rPr>
+      </w:r>
+      <w:r>
+        <w:rPr>
+          <w:rtl/>
+          <w:cs/>
           <w:lang w:val="ar_AE" w:bidi="ar_AE"/>
         </w:rPr>
         <w:t>كان تيموثاوس يعرف الكتب المقدسة منذ الطفولية.</w:t>
       </w:r>
       <w:r>
         <w:rPr>
-          <w:lang w:val="ar_AE" w:bidi="ar_AE"/>
-        </w:rPr>
-      </w:r>
-      <w:r>
-        <w:rPr>
-          <w:lang w:val="ar_AE" w:bidi="ar_AE"/>
-        </w:rPr>
-      </w:r>
-    </w:p>
-    <w:p>
-      <w:pPr>
-        <w:bidi/>
-      </w:pPr>
-      <w:r>
-        <w:rPr>
+          <w:rtl/>
+          <w:cs/>
+          <w:lang w:val="ar_AE" w:bidi="ar_AE"/>
+        </w:rPr>
+      </w:r>
+      <w:r>
+        <w:rPr>
+          <w:rtl/>
+          <w:cs/>
+          <w:lang w:val="ar_AE" w:bidi="ar_AE"/>
+        </w:rPr>
+      </w:r>
+    </w:p>
+    <w:p>
+      <w:pPr>
+        <w:bidi/>
+      </w:pPr>
+      <w:r>
+        <w:rPr>
+          <w:rtl/>
+          <w:cs/>
           <w:lang w:val="ar_AE" w:bidi="ar_AE"/>
         </w:rPr>
       </w:r>
@@ -3137,28 +3933,36 @@
       </w:pPr>
       <w:r>
         <w:rPr>
+          <w:rtl/>
+          <w:cs/>
           <w:lang w:val="ar_AE" w:bidi="ar_AE"/>
         </w:rPr>
         <w:t>٢ تيموثاوس ٣: ١٦</w:t>
       </w:r>
       <w:r>
         <w:rPr>
-          <w:lang w:val="ar_AE" w:bidi="ar_AE"/>
-        </w:rPr>
-      </w:r>
-    </w:p>
-    <w:p>
-      <w:pPr>
-        <w:bidi/>
-      </w:pPr>
-      <w:r>
-        <w:rPr>
+          <w:rtl/>
+          <w:cs/>
+          <w:lang w:val="ar_AE" w:bidi="ar_AE"/>
+        </w:rPr>
+      </w:r>
+    </w:p>
+    <w:p>
+      <w:pPr>
+        <w:bidi/>
+      </w:pPr>
+      <w:r>
+        <w:rPr>
+          <w:rtl/>
+          <w:cs/>
           <w:lang w:val="ar_AE" w:bidi="ar_AE"/>
         </w:rPr>
       </w:r>
       <w:r>
         <w:rPr>
           <w:b/>
+          <w:rtl/>
+          <w:cs/>
           <w:lang w:val="ar_AE" w:bidi="ar_AE"/>
         </w:rPr>
         <w:t>كيف جاء كل الكتاب المقدس إلى الوجود؟</w:t>
@@ -3170,32 +3974,42 @@
       </w:pPr>
       <w:r>
         <w:rPr>
-          <w:lang w:val="ar_AE" w:bidi="ar_AE"/>
-        </w:rPr>
-      </w:r>
-      <w:r>
-        <w:rPr>
+          <w:rtl/>
+          <w:cs/>
+          <w:lang w:val="ar_AE" w:bidi="ar_AE"/>
+        </w:rPr>
+      </w:r>
+      <w:r>
+        <w:rPr>
+          <w:rtl/>
+          <w:cs/>
           <w:lang w:val="ar_AE" w:bidi="ar_AE"/>
         </w:rPr>
         <w:t>كُل الكتاب مُوحَى به من ٱللهِ.</w:t>
       </w:r>
       <w:r>
         <w:rPr>
-          <w:lang w:val="ar_AE" w:bidi="ar_AE"/>
-        </w:rPr>
-      </w:r>
-      <w:r>
-        <w:rPr>
-          <w:lang w:val="ar_AE" w:bidi="ar_AE"/>
-        </w:rPr>
-      </w:r>
-    </w:p>
-    <w:p>
-      <w:pPr>
-        <w:bidi/>
-      </w:pPr>
-      <w:r>
-        <w:rPr>
+          <w:rtl/>
+          <w:cs/>
+          <w:lang w:val="ar_AE" w:bidi="ar_AE"/>
+        </w:rPr>
+      </w:r>
+      <w:r>
+        <w:rPr>
+          <w:rtl/>
+          <w:cs/>
+          <w:lang w:val="ar_AE" w:bidi="ar_AE"/>
+        </w:rPr>
+      </w:r>
+    </w:p>
+    <w:p>
+      <w:pPr>
+        <w:bidi/>
+      </w:pPr>
+      <w:r>
+        <w:rPr>
+          <w:rtl/>
+          <w:cs/>
           <w:lang w:val="ar_AE" w:bidi="ar_AE"/>
         </w:rPr>
       </w:r>
@@ -3207,28 +4021,36 @@
       </w:pPr>
       <w:r>
         <w:rPr>
+          <w:rtl/>
+          <w:cs/>
           <w:lang w:val="ar_AE" w:bidi="ar_AE"/>
         </w:rPr>
         <w:t>٢ تيموثاوس ٣: ١٦ (#٢)</w:t>
       </w:r>
       <w:r>
         <w:rPr>
-          <w:lang w:val="ar_AE" w:bidi="ar_AE"/>
-        </w:rPr>
-      </w:r>
-    </w:p>
-    <w:p>
-      <w:pPr>
-        <w:bidi/>
-      </w:pPr>
-      <w:r>
-        <w:rPr>
+          <w:rtl/>
+          <w:cs/>
+          <w:lang w:val="ar_AE" w:bidi="ar_AE"/>
+        </w:rPr>
+      </w:r>
+    </w:p>
+    <w:p>
+      <w:pPr>
+        <w:bidi/>
+      </w:pPr>
+      <w:r>
+        <w:rPr>
+          <w:rtl/>
+          <w:cs/>
           <w:lang w:val="ar_AE" w:bidi="ar_AE"/>
         </w:rPr>
       </w:r>
       <w:r>
         <w:rPr>
           <w:b/>
+          <w:rtl/>
+          <w:cs/>
           <w:lang w:val="ar_AE" w:bidi="ar_AE"/>
         </w:rPr>
         <w:t>لأي شيء يكون كل الكتاب نافِع؟</w:t>
@@ -3240,32 +4062,42 @@
       </w:pPr>
       <w:r>
         <w:rPr>
-          <w:lang w:val="ar_AE" w:bidi="ar_AE"/>
-        </w:rPr>
-      </w:r>
-      <w:r>
-        <w:rPr>
+          <w:rtl/>
+          <w:cs/>
+          <w:lang w:val="ar_AE" w:bidi="ar_AE"/>
+        </w:rPr>
+      </w:r>
+      <w:r>
+        <w:rPr>
+          <w:rtl/>
+          <w:cs/>
           <w:lang w:val="ar_AE" w:bidi="ar_AE"/>
         </w:rPr>
         <w:t>كل الكتاب نافع للتعليم والتوبيخ، للتقويم والتأديب الذي في البِرّ.</w:t>
       </w:r>
       <w:r>
         <w:rPr>
-          <w:lang w:val="ar_AE" w:bidi="ar_AE"/>
-        </w:rPr>
-      </w:r>
-      <w:r>
-        <w:rPr>
-          <w:lang w:val="ar_AE" w:bidi="ar_AE"/>
-        </w:rPr>
-      </w:r>
-    </w:p>
-    <w:p>
-      <w:pPr>
-        <w:bidi/>
-      </w:pPr>
-      <w:r>
-        <w:rPr>
+          <w:rtl/>
+          <w:cs/>
+          <w:lang w:val="ar_AE" w:bidi="ar_AE"/>
+        </w:rPr>
+      </w:r>
+      <w:r>
+        <w:rPr>
+          <w:rtl/>
+          <w:cs/>
+          <w:lang w:val="ar_AE" w:bidi="ar_AE"/>
+        </w:rPr>
+      </w:r>
+    </w:p>
+    <w:p>
+      <w:pPr>
+        <w:bidi/>
+      </w:pPr>
+      <w:r>
+        <w:rPr>
+          <w:rtl/>
+          <w:cs/>
           <w:lang w:val="ar_AE" w:bidi="ar_AE"/>
         </w:rPr>
       </w:r>
@@ -3277,28 +4109,36 @@
       </w:pPr>
       <w:r>
         <w:rPr>
+          <w:rtl/>
+          <w:cs/>
           <w:lang w:val="ar_AE" w:bidi="ar_AE"/>
         </w:rPr>
         <w:t>٢ تيموثاوس ٣: ١٧</w:t>
       </w:r>
       <w:r>
         <w:rPr>
-          <w:lang w:val="ar_AE" w:bidi="ar_AE"/>
-        </w:rPr>
-      </w:r>
-    </w:p>
-    <w:p>
-      <w:pPr>
-        <w:bidi/>
-      </w:pPr>
-      <w:r>
-        <w:rPr>
+          <w:rtl/>
+          <w:cs/>
+          <w:lang w:val="ar_AE" w:bidi="ar_AE"/>
+        </w:rPr>
+      </w:r>
+    </w:p>
+    <w:p>
+      <w:pPr>
+        <w:bidi/>
+      </w:pPr>
+      <w:r>
+        <w:rPr>
+          <w:rtl/>
+          <w:cs/>
           <w:lang w:val="ar_AE" w:bidi="ar_AE"/>
         </w:rPr>
       </w:r>
       <w:r>
         <w:rPr>
           <w:b/>
+          <w:rtl/>
+          <w:cs/>
           <w:lang w:val="ar_AE" w:bidi="ar_AE"/>
         </w:rPr>
         <w:t>ما الغرض من تدريب الشخص على معرفة الكتب المقدسة؟</w:t>
@@ -3310,32 +4150,42 @@
       </w:pPr>
       <w:r>
         <w:rPr>
-          <w:lang w:val="ar_AE" w:bidi="ar_AE"/>
-        </w:rPr>
-      </w:r>
-      <w:r>
-        <w:rPr>
+          <w:rtl/>
+          <w:cs/>
+          <w:lang w:val="ar_AE" w:bidi="ar_AE"/>
+        </w:rPr>
+      </w:r>
+      <w:r>
+        <w:rPr>
+          <w:rtl/>
+          <w:cs/>
           <w:lang w:val="ar_AE" w:bidi="ar_AE"/>
         </w:rPr>
         <w:t>يتدرَّّب الشخص على نَهج الكتب المقدسة ليكون ماهرًا، مُجهَّزًا لكل عمل صالح.</w:t>
       </w:r>
       <w:r>
         <w:rPr>
-          <w:lang w:val="ar_AE" w:bidi="ar_AE"/>
-        </w:rPr>
-      </w:r>
-      <w:r>
-        <w:rPr>
-          <w:lang w:val="ar_AE" w:bidi="ar_AE"/>
-        </w:rPr>
-      </w:r>
-    </w:p>
-    <w:p>
-      <w:pPr>
-        <w:bidi/>
-      </w:pPr>
-      <w:r>
-        <w:rPr>
+          <w:rtl/>
+          <w:cs/>
+          <w:lang w:val="ar_AE" w:bidi="ar_AE"/>
+        </w:rPr>
+      </w:r>
+      <w:r>
+        <w:rPr>
+          <w:rtl/>
+          <w:cs/>
+          <w:lang w:val="ar_AE" w:bidi="ar_AE"/>
+        </w:rPr>
+      </w:r>
+    </w:p>
+    <w:p>
+      <w:pPr>
+        <w:bidi/>
+      </w:pPr>
+      <w:r>
+        <w:rPr>
+          <w:rtl/>
+          <w:cs/>
           <w:lang w:val="ar_AE" w:bidi="ar_AE"/>
         </w:rPr>
       </w:r>
@@ -3347,28 +4197,36 @@
       </w:pPr>
       <w:r>
         <w:rPr>
+          <w:rtl/>
+          <w:cs/>
           <w:lang w:val="ar_AE" w:bidi="ar_AE"/>
         </w:rPr>
         <w:t>٢ تيموثاوس ٤: ١</w:t>
       </w:r>
       <w:r>
         <w:rPr>
-          <w:lang w:val="ar_AE" w:bidi="ar_AE"/>
-        </w:rPr>
-      </w:r>
-    </w:p>
-    <w:p>
-      <w:pPr>
-        <w:bidi/>
-      </w:pPr>
-      <w:r>
-        <w:rPr>
+          <w:rtl/>
+          <w:cs/>
+          <w:lang w:val="ar_AE" w:bidi="ar_AE"/>
+        </w:rPr>
+      </w:r>
+    </w:p>
+    <w:p>
+      <w:pPr>
+        <w:bidi/>
+      </w:pPr>
+      <w:r>
+        <w:rPr>
+          <w:rtl/>
+          <w:cs/>
           <w:lang w:val="ar_AE" w:bidi="ar_AE"/>
         </w:rPr>
       </w:r>
       <w:r>
         <w:rPr>
           <w:b/>
+          <w:rtl/>
+          <w:cs/>
           <w:lang w:val="ar_AE" w:bidi="ar_AE"/>
         </w:rPr>
         <w:t>مَن الذين سيدينهم يَسوع ٱلْمَسِيحِ؟</w:t>
@@ -3380,32 +4238,42 @@
       </w:pPr>
       <w:r>
         <w:rPr>
-          <w:lang w:val="ar_AE" w:bidi="ar_AE"/>
-        </w:rPr>
-      </w:r>
-      <w:r>
-        <w:rPr>
+          <w:rtl/>
+          <w:cs/>
+          <w:lang w:val="ar_AE" w:bidi="ar_AE"/>
+        </w:rPr>
+      </w:r>
+      <w:r>
+        <w:rPr>
+          <w:rtl/>
+          <w:cs/>
           <w:lang w:val="ar_AE" w:bidi="ar_AE"/>
         </w:rPr>
         <w:t>سوف يدين يَسوع ٱلْمَسِيحِ الأحياء والأموات.</w:t>
       </w:r>
       <w:r>
         <w:rPr>
-          <w:lang w:val="ar_AE" w:bidi="ar_AE"/>
-        </w:rPr>
-      </w:r>
-      <w:r>
-        <w:rPr>
-          <w:lang w:val="ar_AE" w:bidi="ar_AE"/>
-        </w:rPr>
-      </w:r>
-    </w:p>
-    <w:p>
-      <w:pPr>
-        <w:bidi/>
-      </w:pPr>
-      <w:r>
-        <w:rPr>
+          <w:rtl/>
+          <w:cs/>
+          <w:lang w:val="ar_AE" w:bidi="ar_AE"/>
+        </w:rPr>
+      </w:r>
+      <w:r>
+        <w:rPr>
+          <w:rtl/>
+          <w:cs/>
+          <w:lang w:val="ar_AE" w:bidi="ar_AE"/>
+        </w:rPr>
+      </w:r>
+    </w:p>
+    <w:p>
+      <w:pPr>
+        <w:bidi/>
+      </w:pPr>
+      <w:r>
+        <w:rPr>
+          <w:rtl/>
+          <w:cs/>
           <w:lang w:val="ar_AE" w:bidi="ar_AE"/>
         </w:rPr>
       </w:r>
@@ -3417,28 +4285,36 @@
       </w:pPr>
       <w:r>
         <w:rPr>
+          <w:rtl/>
+          <w:cs/>
           <w:lang w:val="ar_AE" w:bidi="ar_AE"/>
         </w:rPr>
         <w:t>٢ تيموثاوس ٤: ٢</w:t>
       </w:r>
       <w:r>
         <w:rPr>
-          <w:lang w:val="ar_AE" w:bidi="ar_AE"/>
-        </w:rPr>
-      </w:r>
-    </w:p>
-    <w:p>
-      <w:pPr>
-        <w:bidi/>
-      </w:pPr>
-      <w:r>
-        <w:rPr>
+          <w:rtl/>
+          <w:cs/>
+          <w:lang w:val="ar_AE" w:bidi="ar_AE"/>
+        </w:rPr>
+      </w:r>
+    </w:p>
+    <w:p>
+      <w:pPr>
+        <w:bidi/>
+      </w:pPr>
+      <w:r>
+        <w:rPr>
+          <w:rtl/>
+          <w:cs/>
           <w:lang w:val="ar_AE" w:bidi="ar_AE"/>
         </w:rPr>
       </w:r>
       <w:r>
         <w:rPr>
           <w:b/>
+          <w:rtl/>
+          <w:cs/>
           <w:lang w:val="ar_AE" w:bidi="ar_AE"/>
         </w:rPr>
         <w:t>ما الذي أوصى بولس تيموثاوس أنْ يفعله بجدية؟</w:t>
@@ -3450,32 +4326,42 @@
       </w:pPr>
       <w:r>
         <w:rPr>
-          <w:lang w:val="ar_AE" w:bidi="ar_AE"/>
-        </w:rPr>
-      </w:r>
-      <w:r>
-        <w:rPr>
+          <w:rtl/>
+          <w:cs/>
+          <w:lang w:val="ar_AE" w:bidi="ar_AE"/>
+        </w:rPr>
+      </w:r>
+      <w:r>
+        <w:rPr>
+          <w:rtl/>
+          <w:cs/>
           <w:lang w:val="ar_AE" w:bidi="ar_AE"/>
         </w:rPr>
         <w:t>أوصى بولس تيموثاوس أن يعظ بالكلمة بجدية.</w:t>
       </w:r>
       <w:r>
         <w:rPr>
-          <w:lang w:val="ar_AE" w:bidi="ar_AE"/>
-        </w:rPr>
-      </w:r>
-      <w:r>
-        <w:rPr>
-          <w:lang w:val="ar_AE" w:bidi="ar_AE"/>
-        </w:rPr>
-      </w:r>
-    </w:p>
-    <w:p>
-      <w:pPr>
-        <w:bidi/>
-      </w:pPr>
-      <w:r>
-        <w:rPr>
+          <w:rtl/>
+          <w:cs/>
+          <w:lang w:val="ar_AE" w:bidi="ar_AE"/>
+        </w:rPr>
+      </w:r>
+      <w:r>
+        <w:rPr>
+          <w:rtl/>
+          <w:cs/>
+          <w:lang w:val="ar_AE" w:bidi="ar_AE"/>
+        </w:rPr>
+      </w:r>
+    </w:p>
+    <w:p>
+      <w:pPr>
+        <w:bidi/>
+      </w:pPr>
+      <w:r>
+        <w:rPr>
+          <w:rtl/>
+          <w:cs/>
           <w:lang w:val="ar_AE" w:bidi="ar_AE"/>
         </w:rPr>
       </w:r>
@@ -3487,28 +4373,36 @@
       </w:pPr>
       <w:r>
         <w:rPr>
+          <w:rtl/>
+          <w:cs/>
           <w:lang w:val="ar_AE" w:bidi="ar_AE"/>
         </w:rPr>
         <w:t>٢ تيموثاوس ٤: ٣</w:t>
       </w:r>
       <w:r>
         <w:rPr>
-          <w:lang w:val="ar_AE" w:bidi="ar_AE"/>
-        </w:rPr>
-      </w:r>
-    </w:p>
-    <w:p>
-      <w:pPr>
-        <w:bidi/>
-      </w:pPr>
-      <w:r>
-        <w:rPr>
+          <w:rtl/>
+          <w:cs/>
+          <w:lang w:val="ar_AE" w:bidi="ar_AE"/>
+        </w:rPr>
+      </w:r>
+    </w:p>
+    <w:p>
+      <w:pPr>
+        <w:bidi/>
+      </w:pPr>
+      <w:r>
+        <w:rPr>
+          <w:rtl/>
+          <w:cs/>
           <w:lang w:val="ar_AE" w:bidi="ar_AE"/>
         </w:rPr>
       </w:r>
       <w:r>
         <w:rPr>
           <w:b/>
+          <w:rtl/>
+          <w:cs/>
           <w:lang w:val="ar_AE" w:bidi="ar_AE"/>
         </w:rPr>
         <w:t>حذّر بولس من قدوم أزمنة سيسلك فيها الناس مسلكًا معينًا من جهة العقيدة، ما هو؟</w:t>
@@ -3520,32 +4414,42 @@
       </w:pPr>
       <w:r>
         <w:rPr>
-          <w:lang w:val="ar_AE" w:bidi="ar_AE"/>
-        </w:rPr>
-      </w:r>
-      <w:r>
-        <w:rPr>
+          <w:rtl/>
+          <w:cs/>
+          <w:lang w:val="ar_AE" w:bidi="ar_AE"/>
+        </w:rPr>
+      </w:r>
+      <w:r>
+        <w:rPr>
+          <w:rtl/>
+          <w:cs/>
           <w:lang w:val="ar_AE" w:bidi="ar_AE"/>
         </w:rPr>
         <w:t>لن يتحمل الناس التعليم السليم، بل سيستمعون إلى التعاليم التي تتفق مع رغباتهم الخاصة.</w:t>
       </w:r>
       <w:r>
         <w:rPr>
-          <w:lang w:val="ar_AE" w:bidi="ar_AE"/>
-        </w:rPr>
-      </w:r>
-      <w:r>
-        <w:rPr>
-          <w:lang w:val="ar_AE" w:bidi="ar_AE"/>
-        </w:rPr>
-      </w:r>
-    </w:p>
-    <w:p>
-      <w:pPr>
-        <w:bidi/>
-      </w:pPr>
-      <w:r>
-        <w:rPr>
+          <w:rtl/>
+          <w:cs/>
+          <w:lang w:val="ar_AE" w:bidi="ar_AE"/>
+        </w:rPr>
+      </w:r>
+      <w:r>
+        <w:rPr>
+          <w:rtl/>
+          <w:cs/>
+          <w:lang w:val="ar_AE" w:bidi="ar_AE"/>
+        </w:rPr>
+      </w:r>
+    </w:p>
+    <w:p>
+      <w:pPr>
+        <w:bidi/>
+      </w:pPr>
+      <w:r>
+        <w:rPr>
+          <w:rtl/>
+          <w:cs/>
           <w:lang w:val="ar_AE" w:bidi="ar_AE"/>
         </w:rPr>
       </w:r>
@@ -3557,28 +4461,36 @@
       </w:pPr>
       <w:r>
         <w:rPr>
+          <w:rtl/>
+          <w:cs/>
           <w:lang w:val="ar_AE" w:bidi="ar_AE"/>
         </w:rPr>
         <w:t>٢ تيموثاوس ٤: ٥</w:t>
       </w:r>
       <w:r>
         <w:rPr>
-          <w:lang w:val="ar_AE" w:bidi="ar_AE"/>
-        </w:rPr>
-      </w:r>
-    </w:p>
-    <w:p>
-      <w:pPr>
-        <w:bidi/>
-      </w:pPr>
-      <w:r>
-        <w:rPr>
+          <w:rtl/>
+          <w:cs/>
+          <w:lang w:val="ar_AE" w:bidi="ar_AE"/>
+        </w:rPr>
+      </w:r>
+    </w:p>
+    <w:p>
+      <w:pPr>
+        <w:bidi/>
+      </w:pPr>
+      <w:r>
+        <w:rPr>
+          <w:rtl/>
+          <w:cs/>
           <w:lang w:val="ar_AE" w:bidi="ar_AE"/>
         </w:rPr>
       </w:r>
       <w:r>
         <w:rPr>
           <w:b/>
+          <w:rtl/>
+          <w:cs/>
           <w:lang w:val="ar_AE" w:bidi="ar_AE"/>
         </w:rPr>
         <w:t>ما العمل والخدمة التي أُسندت إلى تيموثاوس؟</w:t>
@@ -3590,32 +4502,42 @@
       </w:pPr>
       <w:r>
         <w:rPr>
-          <w:lang w:val="ar_AE" w:bidi="ar_AE"/>
-        </w:rPr>
-      </w:r>
-      <w:r>
-        <w:rPr>
+          <w:rtl/>
+          <w:cs/>
+          <w:lang w:val="ar_AE" w:bidi="ar_AE"/>
+        </w:rPr>
+      </w:r>
+      <w:r>
+        <w:rPr>
+          <w:rtl/>
+          <w:cs/>
           <w:lang w:val="ar_AE" w:bidi="ar_AE"/>
         </w:rPr>
         <w:t>أُسنِدَ إلى تِيموثَاوس عمل وخدمة المُبشر.</w:t>
       </w:r>
       <w:r>
         <w:rPr>
-          <w:lang w:val="ar_AE" w:bidi="ar_AE"/>
-        </w:rPr>
-      </w:r>
-      <w:r>
-        <w:rPr>
-          <w:lang w:val="ar_AE" w:bidi="ar_AE"/>
-        </w:rPr>
-      </w:r>
-    </w:p>
-    <w:p>
-      <w:pPr>
-        <w:bidi/>
-      </w:pPr>
-      <w:r>
-        <w:rPr>
+          <w:rtl/>
+          <w:cs/>
+          <w:lang w:val="ar_AE" w:bidi="ar_AE"/>
+        </w:rPr>
+      </w:r>
+      <w:r>
+        <w:rPr>
+          <w:rtl/>
+          <w:cs/>
+          <w:lang w:val="ar_AE" w:bidi="ar_AE"/>
+        </w:rPr>
+      </w:r>
+    </w:p>
+    <w:p>
+      <w:pPr>
+        <w:bidi/>
+      </w:pPr>
+      <w:r>
+        <w:rPr>
+          <w:rtl/>
+          <w:cs/>
           <w:lang w:val="ar_AE" w:bidi="ar_AE"/>
         </w:rPr>
       </w:r>
@@ -3627,28 +4549,36 @@
       </w:pPr>
       <w:r>
         <w:rPr>
+          <w:rtl/>
+          <w:cs/>
           <w:lang w:val="ar_AE" w:bidi="ar_AE"/>
         </w:rPr>
         <w:t>٢ تيموثاوس ٤: ٦</w:t>
       </w:r>
       <w:r>
         <w:rPr>
-          <w:lang w:val="ar_AE" w:bidi="ar_AE"/>
-        </w:rPr>
-      </w:r>
-    </w:p>
-    <w:p>
-      <w:pPr>
-        <w:bidi/>
-      </w:pPr>
-      <w:r>
-        <w:rPr>
+          <w:rtl/>
+          <w:cs/>
+          <w:lang w:val="ar_AE" w:bidi="ar_AE"/>
+        </w:rPr>
+      </w:r>
+    </w:p>
+    <w:p>
+      <w:pPr>
+        <w:bidi/>
+      </w:pPr>
+      <w:r>
+        <w:rPr>
+          <w:rtl/>
+          <w:cs/>
           <w:lang w:val="ar_AE" w:bidi="ar_AE"/>
         </w:rPr>
       </w:r>
       <w:r>
         <w:rPr>
           <w:b/>
+          <w:rtl/>
+          <w:cs/>
           <w:lang w:val="ar_AE" w:bidi="ar_AE"/>
         </w:rPr>
         <w:t>ما الوقت في حياته الذي قال بولس إنه قد حان الآن؟</w:t>
@@ -3660,32 +4590,42 @@
       </w:pPr>
       <w:r>
         <w:rPr>
-          <w:lang w:val="ar_AE" w:bidi="ar_AE"/>
-        </w:rPr>
-      </w:r>
-      <w:r>
-        <w:rPr>
+          <w:rtl/>
+          <w:cs/>
+          <w:lang w:val="ar_AE" w:bidi="ar_AE"/>
+        </w:rPr>
+      </w:r>
+      <w:r>
+        <w:rPr>
+          <w:rtl/>
+          <w:cs/>
           <w:lang w:val="ar_AE" w:bidi="ar_AE"/>
         </w:rPr>
         <w:t>قال بولس إنَّ وقت رحيله قد حان.</w:t>
       </w:r>
       <w:r>
         <w:rPr>
-          <w:lang w:val="ar_AE" w:bidi="ar_AE"/>
-        </w:rPr>
-      </w:r>
-      <w:r>
-        <w:rPr>
-          <w:lang w:val="ar_AE" w:bidi="ar_AE"/>
-        </w:rPr>
-      </w:r>
-    </w:p>
-    <w:p>
-      <w:pPr>
-        <w:bidi/>
-      </w:pPr>
-      <w:r>
-        <w:rPr>
+          <w:rtl/>
+          <w:cs/>
+          <w:lang w:val="ar_AE" w:bidi="ar_AE"/>
+        </w:rPr>
+      </w:r>
+      <w:r>
+        <w:rPr>
+          <w:rtl/>
+          <w:cs/>
+          <w:lang w:val="ar_AE" w:bidi="ar_AE"/>
+        </w:rPr>
+      </w:r>
+    </w:p>
+    <w:p>
+      <w:pPr>
+        <w:bidi/>
+      </w:pPr>
+      <w:r>
+        <w:rPr>
+          <w:rtl/>
+          <w:cs/>
           <w:lang w:val="ar_AE" w:bidi="ar_AE"/>
         </w:rPr>
       </w:r>
@@ -3697,28 +4637,36 @@
       </w:pPr>
       <w:r>
         <w:rPr>
+          <w:rtl/>
+          <w:cs/>
           <w:lang w:val="ar_AE" w:bidi="ar_AE"/>
         </w:rPr>
         <w:t>٢ تيموثاوس ٤: ٨</w:t>
       </w:r>
       <w:r>
         <w:rPr>
-          <w:lang w:val="ar_AE" w:bidi="ar_AE"/>
-        </w:rPr>
-      </w:r>
-    </w:p>
-    <w:p>
-      <w:pPr>
-        <w:bidi/>
-      </w:pPr>
-      <w:r>
-        <w:rPr>
+          <w:rtl/>
+          <w:cs/>
+          <w:lang w:val="ar_AE" w:bidi="ar_AE"/>
+        </w:rPr>
+      </w:r>
+    </w:p>
+    <w:p>
+      <w:pPr>
+        <w:bidi/>
+      </w:pPr>
+      <w:r>
+        <w:rPr>
+          <w:rtl/>
+          <w:cs/>
           <w:lang w:val="ar_AE" w:bidi="ar_AE"/>
         </w:rPr>
       </w:r>
       <w:r>
         <w:rPr>
           <w:b/>
+          <w:rtl/>
+          <w:cs/>
           <w:lang w:val="ar_AE" w:bidi="ar_AE"/>
         </w:rPr>
         <w:t>ما المكافأة التي قال بولس إن جميع الذين يحبون ظهور ٱلْمَسِيحِ سيحصلون عليها؟</w:t>
@@ -3730,32 +4678,42 @@
       </w:pPr>
       <w:r>
         <w:rPr>
-          <w:lang w:val="ar_AE" w:bidi="ar_AE"/>
-        </w:rPr>
-      </w:r>
-      <w:r>
-        <w:rPr>
+          <w:rtl/>
+          <w:cs/>
+          <w:lang w:val="ar_AE" w:bidi="ar_AE"/>
+        </w:rPr>
+      </w:r>
+      <w:r>
+        <w:rPr>
+          <w:rtl/>
+          <w:cs/>
           <w:lang w:val="ar_AE" w:bidi="ar_AE"/>
         </w:rPr>
         <w:t>قال بولس إن جميع الذين يحبون ظهور ٱلْمَسِيحِ سيحصلون على إكليل البِرّ.</w:t>
       </w:r>
       <w:r>
         <w:rPr>
-          <w:lang w:val="ar_AE" w:bidi="ar_AE"/>
-        </w:rPr>
-      </w:r>
-      <w:r>
-        <w:rPr>
-          <w:lang w:val="ar_AE" w:bidi="ar_AE"/>
-        </w:rPr>
-      </w:r>
-    </w:p>
-    <w:p>
-      <w:pPr>
-        <w:bidi/>
-      </w:pPr>
-      <w:r>
-        <w:rPr>
+          <w:rtl/>
+          <w:cs/>
+          <w:lang w:val="ar_AE" w:bidi="ar_AE"/>
+        </w:rPr>
+      </w:r>
+      <w:r>
+        <w:rPr>
+          <w:rtl/>
+          <w:cs/>
+          <w:lang w:val="ar_AE" w:bidi="ar_AE"/>
+        </w:rPr>
+      </w:r>
+    </w:p>
+    <w:p>
+      <w:pPr>
+        <w:bidi/>
+      </w:pPr>
+      <w:r>
+        <w:rPr>
+          <w:rtl/>
+          <w:cs/>
           <w:lang w:val="ar_AE" w:bidi="ar_AE"/>
         </w:rPr>
       </w:r>
@@ -3767,28 +4725,36 @@
       </w:pPr>
       <w:r>
         <w:rPr>
+          <w:rtl/>
+          <w:cs/>
           <w:lang w:val="ar_AE" w:bidi="ar_AE"/>
         </w:rPr>
         <w:t>٢ تيموثاوس ٤: ١٠</w:t>
       </w:r>
       <w:r>
         <w:rPr>
-          <w:lang w:val="ar_AE" w:bidi="ar_AE"/>
-        </w:rPr>
-      </w:r>
-    </w:p>
-    <w:p>
-      <w:pPr>
-        <w:bidi/>
-      </w:pPr>
-      <w:r>
-        <w:rPr>
+          <w:rtl/>
+          <w:cs/>
+          <w:lang w:val="ar_AE" w:bidi="ar_AE"/>
+        </w:rPr>
+      </w:r>
+    </w:p>
+    <w:p>
+      <w:pPr>
+        <w:bidi/>
+      </w:pPr>
+      <w:r>
+        <w:rPr>
+          <w:rtl/>
+          <w:cs/>
           <w:lang w:val="ar_AE" w:bidi="ar_AE"/>
         </w:rPr>
       </w:r>
       <w:r>
         <w:rPr>
           <w:b/>
+          <w:rtl/>
+          <w:cs/>
           <w:lang w:val="ar_AE" w:bidi="ar_AE"/>
         </w:rPr>
         <w:t>لماذا ترك رفيق بولس، دِيمَاس، بولس؟</w:t>
@@ -3800,32 +4766,42 @@
       </w:pPr>
       <w:r>
         <w:rPr>
-          <w:lang w:val="ar_AE" w:bidi="ar_AE"/>
-        </w:rPr>
-      </w:r>
-      <w:r>
-        <w:rPr>
+          <w:rtl/>
+          <w:cs/>
+          <w:lang w:val="ar_AE" w:bidi="ar_AE"/>
+        </w:rPr>
+      </w:r>
+      <w:r>
+        <w:rPr>
+          <w:rtl/>
+          <w:cs/>
           <w:lang w:val="ar_AE" w:bidi="ar_AE"/>
         </w:rPr>
         <w:t>ترك دِيمَاس بولسَ لأنَّ ديماس أحبَّ هذا العصر الحالي.</w:t>
       </w:r>
       <w:r>
         <w:rPr>
-          <w:lang w:val="ar_AE" w:bidi="ar_AE"/>
-        </w:rPr>
-      </w:r>
-      <w:r>
-        <w:rPr>
-          <w:lang w:val="ar_AE" w:bidi="ar_AE"/>
-        </w:rPr>
-      </w:r>
-    </w:p>
-    <w:p>
-      <w:pPr>
-        <w:bidi/>
-      </w:pPr>
-      <w:r>
-        <w:rPr>
+          <w:rtl/>
+          <w:cs/>
+          <w:lang w:val="ar_AE" w:bidi="ar_AE"/>
+        </w:rPr>
+      </w:r>
+      <w:r>
+        <w:rPr>
+          <w:rtl/>
+          <w:cs/>
+          <w:lang w:val="ar_AE" w:bidi="ar_AE"/>
+        </w:rPr>
+      </w:r>
+    </w:p>
+    <w:p>
+      <w:pPr>
+        <w:bidi/>
+      </w:pPr>
+      <w:r>
+        <w:rPr>
+          <w:rtl/>
+          <w:cs/>
           <w:lang w:val="ar_AE" w:bidi="ar_AE"/>
         </w:rPr>
       </w:r>
@@ -3837,28 +4813,36 @@
       </w:pPr>
       <w:r>
         <w:rPr>
+          <w:rtl/>
+          <w:cs/>
           <w:lang w:val="ar_AE" w:bidi="ar_AE"/>
         </w:rPr>
         <w:t>٢ تيموثاوس ٤: ١١</w:t>
       </w:r>
       <w:r>
         <w:rPr>
-          <w:lang w:val="ar_AE" w:bidi="ar_AE"/>
-        </w:rPr>
-      </w:r>
-    </w:p>
-    <w:p>
-      <w:pPr>
-        <w:bidi/>
-      </w:pPr>
-      <w:r>
-        <w:rPr>
+          <w:rtl/>
+          <w:cs/>
+          <w:lang w:val="ar_AE" w:bidi="ar_AE"/>
+        </w:rPr>
+      </w:r>
+    </w:p>
+    <w:p>
+      <w:pPr>
+        <w:bidi/>
+      </w:pPr>
+      <w:r>
+        <w:rPr>
+          <w:rtl/>
+          <w:cs/>
           <w:lang w:val="ar_AE" w:bidi="ar_AE"/>
         </w:rPr>
       </w:r>
       <w:r>
         <w:rPr>
           <w:b/>
+          <w:rtl/>
+          <w:cs/>
           <w:lang w:val="ar_AE" w:bidi="ar_AE"/>
         </w:rPr>
         <w:t>مَن كان الرفيق الوحيد لبولس الذي بقي معه؟</w:t>
@@ -3870,32 +4854,42 @@
       </w:pPr>
       <w:r>
         <w:rPr>
-          <w:lang w:val="ar_AE" w:bidi="ar_AE"/>
-        </w:rPr>
-      </w:r>
-      <w:r>
-        <w:rPr>
+          <w:rtl/>
+          <w:cs/>
+          <w:lang w:val="ar_AE" w:bidi="ar_AE"/>
+        </w:rPr>
+      </w:r>
+      <w:r>
+        <w:rPr>
+          <w:rtl/>
+          <w:cs/>
           <w:lang w:val="ar_AE" w:bidi="ar_AE"/>
         </w:rPr>
         <w:t>كان لوقا فقط لا يزال ماكثًا مع بولس.</w:t>
       </w:r>
       <w:r>
         <w:rPr>
-          <w:lang w:val="ar_AE" w:bidi="ar_AE"/>
-        </w:rPr>
-      </w:r>
-      <w:r>
-        <w:rPr>
-          <w:lang w:val="ar_AE" w:bidi="ar_AE"/>
-        </w:rPr>
-      </w:r>
-    </w:p>
-    <w:p>
-      <w:pPr>
-        <w:bidi/>
-      </w:pPr>
-      <w:r>
-        <w:rPr>
+          <w:rtl/>
+          <w:cs/>
+          <w:lang w:val="ar_AE" w:bidi="ar_AE"/>
+        </w:rPr>
+      </w:r>
+      <w:r>
+        <w:rPr>
+          <w:rtl/>
+          <w:cs/>
+          <w:lang w:val="ar_AE" w:bidi="ar_AE"/>
+        </w:rPr>
+      </w:r>
+    </w:p>
+    <w:p>
+      <w:pPr>
+        <w:bidi/>
+      </w:pPr>
+      <w:r>
+        <w:rPr>
+          <w:rtl/>
+          <w:cs/>
           <w:lang w:val="ar_AE" w:bidi="ar_AE"/>
         </w:rPr>
       </w:r>
@@ -3907,28 +4901,36 @@
       </w:pPr>
       <w:r>
         <w:rPr>
+          <w:rtl/>
+          <w:cs/>
           <w:lang w:val="ar_AE" w:bidi="ar_AE"/>
         </w:rPr>
         <w:t>٢ تيموثاوس ٤: ١٤</w:t>
       </w:r>
       <w:r>
         <w:rPr>
-          <w:lang w:val="ar_AE" w:bidi="ar_AE"/>
-        </w:rPr>
-      </w:r>
-    </w:p>
-    <w:p>
-      <w:pPr>
-        <w:bidi/>
-      </w:pPr>
-      <w:r>
-        <w:rPr>
+          <w:rtl/>
+          <w:cs/>
+          <w:lang w:val="ar_AE" w:bidi="ar_AE"/>
+        </w:rPr>
+      </w:r>
+    </w:p>
+    <w:p>
+      <w:pPr>
+        <w:bidi/>
+      </w:pPr>
+      <w:r>
+        <w:rPr>
+          <w:rtl/>
+          <w:cs/>
           <w:lang w:val="ar_AE" w:bidi="ar_AE"/>
         </w:rPr>
       </w:r>
       <w:r>
         <w:rPr>
           <w:b/>
+          <w:rtl/>
+          <w:cs/>
           <w:lang w:val="ar_AE" w:bidi="ar_AE"/>
         </w:rPr>
         <w:t>كيف سيجازي الرب الإسكندر، كما قال بولس؟</w:t>
@@ -3940,32 +4942,42 @@
       </w:pPr>
       <w:r>
         <w:rPr>
-          <w:lang w:val="ar_AE" w:bidi="ar_AE"/>
-        </w:rPr>
-      </w:r>
-      <w:r>
-        <w:rPr>
+          <w:rtl/>
+          <w:cs/>
+          <w:lang w:val="ar_AE" w:bidi="ar_AE"/>
+        </w:rPr>
+      </w:r>
+      <w:r>
+        <w:rPr>
+          <w:rtl/>
+          <w:cs/>
           <w:lang w:val="ar_AE" w:bidi="ar_AE"/>
         </w:rPr>
         <w:t>قال بولسَ أنَّ الرب سَيُجازي ٱلْإِسْكَنْدَرِ وفقًا لأعماله.</w:t>
       </w:r>
       <w:r>
         <w:rPr>
-          <w:lang w:val="ar_AE" w:bidi="ar_AE"/>
-        </w:rPr>
-      </w:r>
-      <w:r>
-        <w:rPr>
-          <w:lang w:val="ar_AE" w:bidi="ar_AE"/>
-        </w:rPr>
-      </w:r>
-    </w:p>
-    <w:p>
-      <w:pPr>
-        <w:bidi/>
-      </w:pPr>
-      <w:r>
-        <w:rPr>
+          <w:rtl/>
+          <w:cs/>
+          <w:lang w:val="ar_AE" w:bidi="ar_AE"/>
+        </w:rPr>
+      </w:r>
+      <w:r>
+        <w:rPr>
+          <w:rtl/>
+          <w:cs/>
+          <w:lang w:val="ar_AE" w:bidi="ar_AE"/>
+        </w:rPr>
+      </w:r>
+    </w:p>
+    <w:p>
+      <w:pPr>
+        <w:bidi/>
+      </w:pPr>
+      <w:r>
+        <w:rPr>
+          <w:rtl/>
+          <w:cs/>
           <w:lang w:val="ar_AE" w:bidi="ar_AE"/>
         </w:rPr>
       </w:r>
@@ -3977,28 +4989,36 @@
       </w:pPr>
       <w:r>
         <w:rPr>
+          <w:rtl/>
+          <w:cs/>
           <w:lang w:val="ar_AE" w:bidi="ar_AE"/>
         </w:rPr>
         <w:t>٢ تيموثاوس ٤: ١٦</w:t>
       </w:r>
       <w:r>
         <w:rPr>
-          <w:lang w:val="ar_AE" w:bidi="ar_AE"/>
-        </w:rPr>
-      </w:r>
-    </w:p>
-    <w:p>
-      <w:pPr>
-        <w:bidi/>
-      </w:pPr>
-      <w:r>
-        <w:rPr>
+          <w:rtl/>
+          <w:cs/>
+          <w:lang w:val="ar_AE" w:bidi="ar_AE"/>
+        </w:rPr>
+      </w:r>
+    </w:p>
+    <w:p>
+      <w:pPr>
+        <w:bidi/>
+      </w:pPr>
+      <w:r>
+        <w:rPr>
+          <w:rtl/>
+          <w:cs/>
           <w:lang w:val="ar_AE" w:bidi="ar_AE"/>
         </w:rPr>
       </w:r>
       <w:r>
         <w:rPr>
           <w:b/>
+          <w:rtl/>
+          <w:cs/>
           <w:lang w:val="ar_AE" w:bidi="ar_AE"/>
         </w:rPr>
         <w:t>مَن الأشخاص الذين حضروا مع بولس في دفاعه الأول؟</w:t>
@@ -4010,22 +5030,30 @@
       </w:pPr>
       <w:r>
         <w:rPr>
-          <w:lang w:val="ar_AE" w:bidi="ar_AE"/>
-        </w:rPr>
-      </w:r>
-      <w:r>
-        <w:rPr>
+          <w:rtl/>
+          <w:cs/>
+          <w:lang w:val="ar_AE" w:bidi="ar_AE"/>
+        </w:rPr>
+      </w:r>
+      <w:r>
+        <w:rPr>
+          <w:rtl/>
+          <w:cs/>
           <w:lang w:val="ar_AE" w:bidi="ar_AE"/>
         </w:rPr>
         <w:t>في دفاع بولس الأول، لم يحضر أحد مع بولس.</w:t>
       </w:r>
       <w:r>
         <w:rPr>
-          <w:lang w:val="ar_AE" w:bidi="ar_AE"/>
-        </w:rPr>
-      </w:r>
-      <w:r>
-        <w:rPr>
+          <w:rtl/>
+          <w:cs/>
+          <w:lang w:val="ar_AE" w:bidi="ar_AE"/>
+        </w:rPr>
+      </w:r>
+      <w:r>
+        <w:rPr>
+          <w:rtl/>
+          <w:cs/>
           <w:lang w:val="ar_AE" w:bidi="ar_AE"/>
         </w:rPr>
       </w:r>
